--- a/other/Отчет.docx
+++ b/other/Отчет.docx
@@ -174,10 +174,7 @@
       </w:r>
       <w:proofErr w:type="spellEnd"/>
       <w:r>
-        <w:t xml:space="preserve"> и сегментации трещин в бетоне</w:t>
-      </w:r>
-      <w:r>
-        <w:t>, где первый этап – определение, есть ли трещина, а второй этап – определение ее расположения.</w:t>
+        <w:t xml:space="preserve"> и сегментации трещин в бетоне, где первый этап – определение, есть ли трещина, а второй этап – определение ее расположения.</w:t>
       </w:r>
     </w:p>
     <w:p>
@@ -384,16 +381,7 @@
         <w:spacing w:after="0" w:line="360" w:lineRule="auto"/>
       </w:pPr>
       <w:r>
-        <w:t>yolov8n-seg</w:t>
-      </w:r>
-      <w:r>
-        <w:t xml:space="preserve"> - </w:t>
-      </w:r>
-      <w:r>
-        <w:t xml:space="preserve">модель в качестве модели для </w:t>
-      </w:r>
-      <w:r>
-        <w:t>сегментации</w:t>
+        <w:t>yolov8n-seg - модель в качестве модели для сегментации</w:t>
       </w:r>
     </w:p>
     <w:p>
@@ -416,7 +404,7 @@
           <w:b/>
           <w:sz w:val="32"/>
         </w:rPr>
-        <w:t>Эксперимент</w:t>
+        <w:t>Часть</w:t>
       </w:r>
       <w:r>
         <w:rPr>
@@ -478,13 +466,7 @@
       </w:r>
       <w:proofErr w:type="spellEnd"/>
       <w:r>
-        <w:t xml:space="preserve"> маленький, поэтому выбираем </w:t>
-      </w:r>
-      <w:r>
-        <w:t>yolov8n</w:t>
-      </w:r>
-      <w:r>
-        <w:t xml:space="preserve">, где </w:t>
+        <w:t xml:space="preserve"> маленький, поэтому выбираем yolov8n, где </w:t>
       </w:r>
       <w:r>
         <w:rPr>
@@ -507,7 +489,10 @@
       </w:r>
       <w:proofErr w:type="spellEnd"/>
       <w:r>
-        <w:t>, маленькая модель.</w:t>
+        <w:t xml:space="preserve">, маленькая модель - подходящий вариант для нашего главного критерия - </w:t>
+      </w:r>
+      <w:r>
+        <w:t>легковесность.</w:t>
       </w:r>
     </w:p>
     <w:p>
@@ -611,6 +596,10 @@
         <w:jc w:val="center"/>
       </w:pPr>
       <w:r>
+        <w:rPr>
+          <w:noProof/>
+          <w:lang w:eastAsia="ru-RU"/>
+        </w:rPr>
         <w:lastRenderedPageBreak/>
         <w:drawing>
           <wp:inline distT="0" distB="0" distL="0" distR="0" wp14:anchorId="4AFA4F69" wp14:editId="4D82693F">
@@ -782,11 +771,48 @@
         <w:rPr>
           <w:lang w:val="en-US"/>
         </w:rPr>
-        <w:t xml:space="preserve">Test </w:t>
+        <w:t>Test</w:t>
+      </w:r>
+      <w:r>
+        <w:t xml:space="preserve"> </w:t>
       </w:r>
       <w:r>
         <w:t xml:space="preserve">пока что не трогаем. </w:t>
       </w:r>
+      <w:r>
+        <w:t>Что получаем на выходе</w:t>
+      </w:r>
+      <w:r>
+        <w:t xml:space="preserve">: </w:t>
+      </w:r>
+      <w:r>
+        <w:t>для первой части</w:t>
+      </w:r>
+      <w:r>
+        <w:t xml:space="preserve">: </w:t>
+      </w:r>
+      <w:r>
+        <w:t xml:space="preserve">из 5386 изображений для </w:t>
+      </w:r>
+      <w:proofErr w:type="spellStart"/>
+      <w:r>
+        <w:t>для</w:t>
+      </w:r>
+      <w:proofErr w:type="spellEnd"/>
+      <w:r>
+        <w:t xml:space="preserve"> второй части - </w:t>
+      </w:r>
+      <w:r>
+        <w:t xml:space="preserve">4310 изображений использовались для обучения, а 1078 — для </w:t>
+      </w:r>
+      <w:proofErr w:type="spellStart"/>
+      <w:r>
+        <w:t>валидации</w:t>
+      </w:r>
+      <w:proofErr w:type="spellEnd"/>
+      <w:r>
+        <w:t>.</w:t>
+      </w:r>
     </w:p>
     <w:p>
       <w:pPr>
@@ -807,6 +833,10 @@
         <w:jc w:val="center"/>
       </w:pPr>
       <w:r>
+        <w:rPr>
+          <w:noProof/>
+          <w:lang w:eastAsia="ru-RU"/>
+        </w:rPr>
         <w:drawing>
           <wp:inline distT="0" distB="0" distL="0" distR="0" wp14:anchorId="56079834" wp14:editId="14595F23">
             <wp:extent cx="4514850" cy="2667000"/>
@@ -864,6 +894,107 @@
         <w:spacing w:after="0" w:line="360" w:lineRule="auto"/>
       </w:pPr>
       <w:r>
+        <w:lastRenderedPageBreak/>
+        <w:t>Параметры для обучения:</w:t>
+      </w:r>
+    </w:p>
+    <w:p>
+      <w:pPr>
+        <w:pStyle w:val="a3"/>
+        <w:numPr>
+          <w:ilvl w:val="0"/>
+          <w:numId w:val="4"/>
+        </w:numPr>
+        <w:spacing w:after="0" w:line="360" w:lineRule="auto"/>
+      </w:pPr>
+      <w:proofErr w:type="spellStart"/>
+      <w:r>
+        <w:t>epochs</w:t>
+      </w:r>
+      <w:proofErr w:type="spellEnd"/>
+      <w:r>
+        <w:t xml:space="preserve"> = 10 (</w:t>
+      </w:r>
+      <w:r>
+        <w:t>во избежание переобучения, а также наша задача достаточно проста, нет смысла выставлять большое кол-во эпох)</w:t>
+      </w:r>
+    </w:p>
+    <w:p>
+      <w:pPr>
+        <w:pStyle w:val="a3"/>
+        <w:numPr>
+          <w:ilvl w:val="0"/>
+          <w:numId w:val="4"/>
+        </w:numPr>
+        <w:spacing w:after="0" w:line="360" w:lineRule="auto"/>
+      </w:pPr>
+      <w:proofErr w:type="spellStart"/>
+      <w:r>
+        <w:rPr>
+          <w:lang w:val="en-US"/>
+        </w:rPr>
+        <w:t>imgsz</w:t>
+      </w:r>
+      <w:proofErr w:type="spellEnd"/>
+      <w:r>
+        <w:t xml:space="preserve"> = 320</w:t>
+      </w:r>
+      <w:r>
+        <w:t xml:space="preserve"> (кратно 32, что важно для модели, упор на скорость)</w:t>
+      </w:r>
+    </w:p>
+    <w:p>
+      <w:pPr>
+        <w:pStyle w:val="a3"/>
+        <w:numPr>
+          <w:ilvl w:val="0"/>
+          <w:numId w:val="4"/>
+        </w:numPr>
+        <w:spacing w:after="0" w:line="360" w:lineRule="auto"/>
+      </w:pPr>
+      <w:r>
+        <w:rPr>
+          <w:lang w:val="en-US"/>
+        </w:rPr>
+        <w:t>batch</w:t>
+      </w:r>
+      <w:r>
+        <w:t xml:space="preserve"> = 16</w:t>
+      </w:r>
+      <w:r>
+        <w:t xml:space="preserve"> (на фоне маленького </w:t>
+      </w:r>
+      <w:proofErr w:type="spellStart"/>
+      <w:r>
+        <w:rPr>
+          <w:lang w:val="en-US"/>
+        </w:rPr>
+        <w:t>imgsz</w:t>
+      </w:r>
+      <w:proofErr w:type="spellEnd"/>
+      <w:r>
+        <w:t xml:space="preserve"> можно взять побольше </w:t>
+      </w:r>
+      <w:proofErr w:type="spellStart"/>
+      <w:r>
+        <w:t>батчей</w:t>
+      </w:r>
+      <w:proofErr w:type="spellEnd"/>
+      <w:r>
+        <w:t>, даже не смотря на небольшой объем видеопамяти у моей видеокарты)</w:t>
+      </w:r>
+    </w:p>
+    <w:p>
+      <w:pPr>
+        <w:pStyle w:val="a3"/>
+        <w:spacing w:after="0" w:line="360" w:lineRule="auto"/>
+      </w:pPr>
+    </w:p>
+    <w:p>
+      <w:pPr>
+        <w:spacing w:after="0" w:line="360" w:lineRule="auto"/>
+      </w:pPr>
+      <w:r>
         <w:t>Модель обучилась. При 10 эпохах</w:t>
       </w:r>
       <w:r>
@@ -898,7 +1029,6 @@
         <w:t xml:space="preserve"> </w:t>
       </w:r>
       <w:r>
-        <w:lastRenderedPageBreak/>
         <w:t>условии</w:t>
       </w:r>
       <w:r>
@@ -934,14 +1064,6 @@
       <w:r>
         <w:t xml:space="preserve">Повторим процедуру на </w:t>
       </w:r>
-      <w:proofErr w:type="spellStart"/>
-      <w:r>
-        <w:t>на</w:t>
-      </w:r>
-      <w:proofErr w:type="spellEnd"/>
-      <w:r>
-        <w:t xml:space="preserve"> </w:t>
-      </w:r>
       <w:r>
         <w:rPr>
           <w:lang w:val="en-US"/>
@@ -952,13 +1074,7 @@
         <w:t xml:space="preserve">. </w:t>
       </w:r>
       <w:r>
-        <w:t xml:space="preserve">В моем случае на </w:t>
-      </w:r>
-      <w:r>
-        <w:t>GTX 1050 2 GB</w:t>
-      </w:r>
-      <w:r>
-        <w:t>.</w:t>
+        <w:t>В моем случае на GTX 1050 2 GB.</w:t>
       </w:r>
     </w:p>
     <w:p>
@@ -1072,6 +1188,11 @@
         <w:jc w:val="center"/>
       </w:pPr>
       <w:r>
+        <w:rPr>
+          <w:noProof/>
+          <w:lang w:eastAsia="ru-RU"/>
+        </w:rPr>
+        <w:lastRenderedPageBreak/>
         <w:drawing>
           <wp:inline distT="0" distB="0" distL="0" distR="0" wp14:anchorId="34494568" wp14:editId="393434D3">
             <wp:extent cx="5940425" cy="3568065"/>
@@ -1219,12 +1340,7 @@
         <w:t>выводе получили</w:t>
       </w:r>
       <w:r>
-        <w:t xml:space="preserve"> желаемые данные.</w:t>
-      </w:r>
-      <w:bookmarkStart w:id="0" w:name="_GoBack"/>
-      <w:bookmarkEnd w:id="0"/>
-      <w:r>
-        <w:t xml:space="preserve"> </w:t>
+        <w:t xml:space="preserve"> желаемые данные. </w:t>
       </w:r>
     </w:p>
     <w:p>
@@ -1246,6 +1362,18 @@
         </w:rPr>
         <w:t>Метрики</w:t>
       </w:r>
+      <w:r>
+        <w:rPr>
+          <w:b/>
+        </w:rPr>
+        <w:t xml:space="preserve"> и а</w:t>
+      </w:r>
+      <w:r>
+        <w:rPr>
+          <w:b/>
+        </w:rPr>
+        <w:t>нализ</w:t>
+      </w:r>
     </w:p>
     <w:p>
       <w:pPr>
@@ -1274,10 +1402,7 @@
       </w:r>
       <w:proofErr w:type="spellStart"/>
       <w:r>
-        <w:t>а</w:t>
-      </w:r>
-      <w:r>
-        <w:t>ccuracy</w:t>
+        <w:t>аccuracy</w:t>
       </w:r>
       <w:proofErr w:type="spellEnd"/>
       <w:r>
@@ -1335,6 +1460,7 @@
           <w:noProof/>
           <w:lang w:eastAsia="ru-RU"/>
         </w:rPr>
+        <w:lastRenderedPageBreak/>
         <w:drawing>
           <wp:inline distT="0" distB="0" distL="0" distR="0">
             <wp:extent cx="5238750" cy="3929063"/>
@@ -1545,114 +1671,114 @@
           <w:b/>
           <w:lang w:val="en-US"/>
         </w:rPr>
+        <w:t>Recall = TP / (TP + FN)</w:t>
+      </w:r>
+      <w:r>
+        <w:rPr>
+          <w:lang w:val="en-US"/>
+        </w:rPr>
+        <w:t xml:space="preserve">, </w:t>
+      </w:r>
+      <w:r>
+        <w:t>где</w:t>
+      </w:r>
+      <w:r>
+        <w:rPr>
+          <w:lang w:val="en-US"/>
+        </w:rPr>
+        <w:t>:</w:t>
+      </w:r>
+    </w:p>
+    <w:p>
+      <w:pPr>
+        <w:spacing w:after="0" w:line="360" w:lineRule="auto"/>
+      </w:pPr>
+      <w:r>
+        <w:rPr>
+          <w:b/>
+        </w:rPr>
+        <w:t>TP (</w:t>
+      </w:r>
+      <w:proofErr w:type="spellStart"/>
+      <w:r>
+        <w:rPr>
+          <w:b/>
+        </w:rPr>
+        <w:t>True</w:t>
+      </w:r>
+      <w:proofErr w:type="spellEnd"/>
+      <w:r>
+        <w:rPr>
+          <w:b/>
+        </w:rPr>
+        <w:t xml:space="preserve"> </w:t>
+      </w:r>
+      <w:proofErr w:type="spellStart"/>
+      <w:r>
+        <w:rPr>
+          <w:b/>
+        </w:rPr>
+        <w:t>Positives</w:t>
+      </w:r>
+      <w:proofErr w:type="spellEnd"/>
+      <w:r>
+        <w:rPr>
+          <w:b/>
+        </w:rPr>
+        <w:t>)</w:t>
+      </w:r>
+      <w:r>
+        <w:t xml:space="preserve"> — количество истинно положительных примеров (модель верно классифицировала объекты положительного класса);</w:t>
+      </w:r>
+    </w:p>
+    <w:p>
+      <w:pPr>
+        <w:spacing w:after="0" w:line="360" w:lineRule="auto"/>
+      </w:pPr>
+      <w:r>
+        <w:rPr>
+          <w:b/>
+        </w:rPr>
+        <w:t>FN (</w:t>
+      </w:r>
+      <w:proofErr w:type="spellStart"/>
+      <w:r>
+        <w:rPr>
+          <w:b/>
+        </w:rPr>
+        <w:t>False</w:t>
+      </w:r>
+      <w:proofErr w:type="spellEnd"/>
+      <w:r>
+        <w:rPr>
+          <w:b/>
+        </w:rPr>
+        <w:t xml:space="preserve"> </w:t>
+      </w:r>
+      <w:proofErr w:type="spellStart"/>
+      <w:r>
+        <w:rPr>
+          <w:b/>
+        </w:rPr>
+        <w:t>Negatives</w:t>
+      </w:r>
+      <w:proofErr w:type="spellEnd"/>
+      <w:r>
+        <w:rPr>
+          <w:b/>
+        </w:rPr>
+        <w:t>)</w:t>
+      </w:r>
+      <w:r>
+        <w:t xml:space="preserve"> — количество ложно отрицательных примеров (модель ошибочно предсказала отрицательный класс, хотя объект на самом деле положительный).</w:t>
+      </w:r>
+    </w:p>
+    <w:p>
+      <w:pPr>
+        <w:spacing w:after="0" w:line="360" w:lineRule="auto"/>
+      </w:pPr>
+      <w:r>
         <w:lastRenderedPageBreak/>
-        <w:t>Recall = TP / (TP + FN)</w:t>
-      </w:r>
-      <w:r>
-        <w:rPr>
-          <w:lang w:val="en-US"/>
-        </w:rPr>
-        <w:t xml:space="preserve">, </w:t>
-      </w:r>
-      <w:r>
-        <w:t>где</w:t>
-      </w:r>
-      <w:r>
-        <w:rPr>
-          <w:lang w:val="en-US"/>
-        </w:rPr>
-        <w:t>:</w:t>
-      </w:r>
-    </w:p>
-    <w:p>
-      <w:pPr>
-        <w:spacing w:after="0" w:line="360" w:lineRule="auto"/>
-      </w:pPr>
-      <w:r>
-        <w:rPr>
-          <w:b/>
-        </w:rPr>
-        <w:t>TP (</w:t>
-      </w:r>
-      <w:proofErr w:type="spellStart"/>
-      <w:r>
-        <w:rPr>
-          <w:b/>
-        </w:rPr>
-        <w:t>True</w:t>
-      </w:r>
-      <w:proofErr w:type="spellEnd"/>
-      <w:r>
-        <w:rPr>
-          <w:b/>
-        </w:rPr>
-        <w:t xml:space="preserve"> </w:t>
-      </w:r>
-      <w:proofErr w:type="spellStart"/>
-      <w:r>
-        <w:rPr>
-          <w:b/>
-        </w:rPr>
-        <w:t>Positives</w:t>
-      </w:r>
-      <w:proofErr w:type="spellEnd"/>
-      <w:r>
-        <w:rPr>
-          <w:b/>
-        </w:rPr>
-        <w:t>)</w:t>
-      </w:r>
-      <w:r>
-        <w:t xml:space="preserve"> — количество истинно положительных примеров (модель верно классифицировала объекты положительного класса);</w:t>
-      </w:r>
-    </w:p>
-    <w:p>
-      <w:pPr>
-        <w:spacing w:after="0" w:line="360" w:lineRule="auto"/>
-      </w:pPr>
-      <w:r>
-        <w:rPr>
-          <w:b/>
-        </w:rPr>
-        <w:t>FN (</w:t>
-      </w:r>
-      <w:proofErr w:type="spellStart"/>
-      <w:r>
-        <w:rPr>
-          <w:b/>
-        </w:rPr>
-        <w:t>False</w:t>
-      </w:r>
-      <w:proofErr w:type="spellEnd"/>
-      <w:r>
-        <w:rPr>
-          <w:b/>
-        </w:rPr>
-        <w:t xml:space="preserve"> </w:t>
-      </w:r>
-      <w:proofErr w:type="spellStart"/>
-      <w:r>
-        <w:rPr>
-          <w:b/>
-        </w:rPr>
-        <w:t>Negatives</w:t>
-      </w:r>
-      <w:proofErr w:type="spellEnd"/>
-      <w:r>
-        <w:rPr>
-          <w:b/>
-        </w:rPr>
-        <w:t>)</w:t>
-      </w:r>
-      <w:r>
-        <w:t xml:space="preserve"> — количество ложно отрицательных примеров (модель ошибочно предсказала отрицательный класс, хотя объект на самом деле положительный).</w:t>
-      </w:r>
-    </w:p>
-    <w:p>
-      <w:pPr>
-        <w:spacing w:after="0" w:line="360" w:lineRule="auto"/>
-      </w:pPr>
-      <w:r>
         <w:t>С помощью более информативной матрицы(</w:t>
       </w:r>
       <w:proofErr w:type="spellStart"/>
@@ -1792,9 +1918,6 @@
     <w:p>
       <w:pPr>
         <w:spacing w:after="0" w:line="360" w:lineRule="auto"/>
-        <w:rPr>
-          <w:lang w:val="en-US"/>
-        </w:rPr>
       </w:pPr>
     </w:p>
     <w:p>
@@ -1808,58 +1931,2120 @@
         <w:t>Recall</w:t>
       </w:r>
       <w:r>
-        <w:t xml:space="preserve"> = 115 / (115 + 14) = 89.15%</w:t>
-      </w:r>
-      <w:r>
-        <w:t>. Модель нашла 89% всех трещин.</w:t>
-      </w:r>
-    </w:p>
-    <w:p>
-      <w:pPr>
-        <w:spacing w:after="0" w:line="360" w:lineRule="auto"/>
-      </w:pPr>
-    </w:p>
-    <w:p>
-      <w:pPr>
-        <w:spacing w:after="0" w:line="360" w:lineRule="auto"/>
-      </w:pPr>
-    </w:p>
-    <w:p>
-      <w:pPr>
-        <w:spacing w:after="0" w:line="360" w:lineRule="auto"/>
-      </w:pPr>
-    </w:p>
-    <w:p>
-      <w:pPr>
-        <w:spacing w:after="0" w:line="360" w:lineRule="auto"/>
-      </w:pPr>
-    </w:p>
-    <w:p>
-      <w:pPr>
-        <w:spacing w:after="0" w:line="360" w:lineRule="auto"/>
-      </w:pPr>
-    </w:p>
-    <w:p>
-      <w:pPr>
-        <w:spacing w:after="0" w:line="360" w:lineRule="auto"/>
-      </w:pPr>
-    </w:p>
-    <w:p>
-      <w:pPr>
-        <w:spacing w:after="0" w:line="360" w:lineRule="auto"/>
-      </w:pPr>
+        <w:t xml:space="preserve"> = 115 / (115 + 19) = 0.858</w:t>
+      </w:r>
+      <w:r>
+        <w:t xml:space="preserve">. Модель нашла </w:t>
+      </w:r>
+      <w:r>
+        <w:t>+-</w:t>
+      </w:r>
+      <w:r>
+        <w:t>86</w:t>
+      </w:r>
+      <w:r>
+        <w:t>% всех трещин.</w:t>
+      </w:r>
+    </w:p>
+    <w:p>
+      <w:pPr>
+        <w:spacing w:after="0" w:line="360" w:lineRule="auto"/>
+      </w:pPr>
+    </w:p>
+    <w:p>
+      <w:pPr>
+        <w:spacing w:after="0" w:line="360" w:lineRule="auto"/>
+      </w:pPr>
+      <w:proofErr w:type="spellStart"/>
+      <w:r>
+        <w:t>Precision</w:t>
+      </w:r>
+      <w:proofErr w:type="spellEnd"/>
+      <w:r>
+        <w:t xml:space="preserve"> - показывает, насколько часто модель оказывается права, когда относит объект к положительному классу.</w:t>
+      </w:r>
+    </w:p>
+    <w:p>
+      <w:pPr>
+        <w:spacing w:after="0" w:line="360" w:lineRule="auto"/>
+      </w:pPr>
+      <w:r>
+        <w:rPr>
+          <w:b/>
+          <w:lang w:val="en-US"/>
+        </w:rPr>
+        <w:t>Precision</w:t>
+      </w:r>
+      <w:r>
+        <w:rPr>
+          <w:b/>
+        </w:rPr>
+        <w:t xml:space="preserve"> = </w:t>
+      </w:r>
+      <w:r>
+        <w:rPr>
+          <w:b/>
+          <w:lang w:val="en-US"/>
+        </w:rPr>
+        <w:t>TP</w:t>
+      </w:r>
+      <w:r>
+        <w:rPr>
+          <w:b/>
+        </w:rPr>
+        <w:t xml:space="preserve"> / (</w:t>
+      </w:r>
+      <w:r>
+        <w:rPr>
+          <w:b/>
+          <w:lang w:val="en-US"/>
+        </w:rPr>
+        <w:t>TP</w:t>
+      </w:r>
+      <w:r>
+        <w:rPr>
+          <w:b/>
+        </w:rPr>
+        <w:t xml:space="preserve"> + </w:t>
+      </w:r>
+      <w:r>
+        <w:rPr>
+          <w:b/>
+          <w:lang w:val="en-US"/>
+        </w:rPr>
+        <w:t>FP</w:t>
+      </w:r>
+      <w:r>
+        <w:rPr>
+          <w:b/>
+        </w:rPr>
+        <w:t>),</w:t>
+      </w:r>
+      <w:r>
+        <w:t xml:space="preserve"> </w:t>
+      </w:r>
+      <w:proofErr w:type="gramStart"/>
+      <w:r>
+        <w:t>где</w:t>
+      </w:r>
+      <w:r>
+        <w:t xml:space="preserve"> </w:t>
+      </w:r>
+      <w:r>
+        <w:t xml:space="preserve"> </w:t>
+      </w:r>
+      <w:r>
+        <w:rPr>
+          <w:lang w:val="en-US"/>
+        </w:rPr>
+        <w:t>TP</w:t>
+      </w:r>
+      <w:proofErr w:type="gramEnd"/>
+      <w:r>
+        <w:t xml:space="preserve"> </w:t>
+      </w:r>
+      <w:r>
+        <w:t xml:space="preserve">- модель нашла трещину, и она действительно есть, а </w:t>
+      </w:r>
+      <w:r>
+        <w:rPr>
+          <w:lang w:val="en-US"/>
+        </w:rPr>
+        <w:t>FP</w:t>
+      </w:r>
+      <w:r>
+        <w:t xml:space="preserve"> </w:t>
+      </w:r>
+      <w:r>
+        <w:t>- модель так же нашла трещину, но ее нет.</w:t>
+      </w:r>
+    </w:p>
+    <w:p>
+      <w:pPr>
+        <w:spacing w:after="0" w:line="360" w:lineRule="auto"/>
+      </w:pPr>
+      <w:r>
+        <w:t>Используя ту же матрицу, что я прикреплял выше, посчитаем</w:t>
+      </w:r>
+      <w:r>
+        <w:t>:</w:t>
+      </w:r>
+    </w:p>
+    <w:p>
+      <w:pPr>
+        <w:spacing w:after="0" w:line="360" w:lineRule="auto"/>
+      </w:pPr>
+      <w:proofErr w:type="spellStart"/>
+      <w:r>
+        <w:t>Precision</w:t>
+      </w:r>
+      <w:proofErr w:type="spellEnd"/>
+      <w:r>
+        <w:t xml:space="preserve"> = 115 / (115 + 14)</w:t>
+      </w:r>
+      <w:r>
+        <w:t xml:space="preserve"> = 0.891</w:t>
+      </w:r>
+      <w:r>
+        <w:t xml:space="preserve">. Модель правильно определила </w:t>
+      </w:r>
+      <w:r>
+        <w:t>“</w:t>
+      </w:r>
+      <w:proofErr w:type="spellStart"/>
+      <w:r>
+        <w:rPr>
+          <w:lang w:val="en-US"/>
+        </w:rPr>
+        <w:t>craked</w:t>
+      </w:r>
+      <w:proofErr w:type="spellEnd"/>
+      <w:r>
+        <w:t>”</w:t>
+      </w:r>
+      <w:r>
+        <w:t xml:space="preserve"> изображения в </w:t>
+      </w:r>
+      <w:r>
+        <w:t>+-</w:t>
+      </w:r>
+      <w:r>
+        <w:t xml:space="preserve">89% </w:t>
+      </w:r>
+      <w:r>
+        <w:t xml:space="preserve">случаев. </w:t>
+      </w:r>
+    </w:p>
+    <w:p>
+      <w:pPr>
+        <w:spacing w:after="0" w:line="360" w:lineRule="auto"/>
+      </w:pPr>
+      <w:r>
+        <w:lastRenderedPageBreak/>
+        <w:t xml:space="preserve">Исходя из наших двух полученных </w:t>
+      </w:r>
+      <w:proofErr w:type="gramStart"/>
+      <w:r>
+        <w:t>метрик</w:t>
+      </w:r>
+      <w:proofErr w:type="gramEnd"/>
+      <w:r>
+        <w:t xml:space="preserve"> мы можем посчитать еще одну - F1-score. </w:t>
+      </w:r>
+      <w:r>
+        <w:t>Она показывает насколько модель хорошо находит трещины, и не п</w:t>
+      </w:r>
+      <w:r>
+        <w:t>утает их с другими неровностями.</w:t>
+      </w:r>
+    </w:p>
+    <w:p>
+      <w:pPr>
+        <w:spacing w:after="0" w:line="360" w:lineRule="auto"/>
+        <w:rPr>
+          <w:b/>
+          <w:lang w:val="en-US"/>
+        </w:rPr>
+      </w:pPr>
+      <w:r>
+        <w:rPr>
+          <w:b/>
+          <w:lang w:val="en-US"/>
+        </w:rPr>
+        <w:t>F1 = 2 × (Precision × Recall) / (Precision + Recall)</w:t>
+      </w:r>
+    </w:p>
+    <w:p>
+      <w:pPr>
+        <w:spacing w:after="0" w:line="360" w:lineRule="auto"/>
+      </w:pPr>
+      <w:r>
+        <w:rPr>
+          <w:lang w:val="en-US"/>
+        </w:rPr>
+        <w:t>F</w:t>
+      </w:r>
+      <w:r>
+        <w:t>1-</w:t>
+      </w:r>
+      <w:r>
+        <w:rPr>
+          <w:lang w:val="en-US"/>
+        </w:rPr>
+        <w:t>score</w:t>
+      </w:r>
+      <w:r>
+        <w:t xml:space="preserve"> </w:t>
+      </w:r>
+      <w:r>
+        <w:t>может принимать 2 значения – это 0 и 1. Чем ближе к 1, тем лучше она справляется с поставленной задачей. Если значение близится к нулю, значит модель совсем не справляется</w:t>
+      </w:r>
+      <w:r>
+        <w:t>.</w:t>
+      </w:r>
+    </w:p>
+    <w:p>
+      <w:pPr>
+        <w:spacing w:after="0" w:line="360" w:lineRule="auto"/>
+      </w:pPr>
+      <w:r>
+        <w:rPr>
+          <w:lang w:val="en-US"/>
+        </w:rPr>
+        <w:t>F</w:t>
+      </w:r>
+      <w:r>
+        <w:t xml:space="preserve">1 = 2 * </w:t>
+      </w:r>
+      <w:r>
+        <w:t xml:space="preserve">(0.891 * 0.858) / (0.891 + 0.858) = 0.874. </w:t>
+      </w:r>
+      <w:r>
+        <w:t xml:space="preserve">Если перевести в проценты – </w:t>
+      </w:r>
+      <w:r>
+        <w:t>87%.</w:t>
+      </w:r>
+    </w:p>
+    <w:p>
+      <w:pPr>
+        <w:spacing w:after="0" w:line="360" w:lineRule="auto"/>
+      </w:pPr>
+      <w:r>
+        <w:t xml:space="preserve">Этих метрик будет вполне достаточно, они наглядно отображают результат обучения. </w:t>
+      </w:r>
+    </w:p>
+    <w:p>
+      <w:pPr>
+        <w:spacing w:after="0" w:line="360" w:lineRule="auto"/>
+      </w:pPr>
+      <w:r>
+        <w:t xml:space="preserve">В целом, при совокупности факторов небольшого </w:t>
+      </w:r>
+      <w:proofErr w:type="spellStart"/>
+      <w:r>
+        <w:t>датасета</w:t>
+      </w:r>
+      <w:proofErr w:type="spellEnd"/>
+      <w:r>
+        <w:t xml:space="preserve">, небольших значениях в параметрах и достаточно быстрого обучения </w:t>
+      </w:r>
+      <w:r>
+        <w:t xml:space="preserve">- не самые плохие результаты. Исходя из метрики </w:t>
+      </w:r>
+      <w:r>
+        <w:rPr>
+          <w:lang w:val="en-US"/>
+        </w:rPr>
+        <w:t>Recall</w:t>
+      </w:r>
+      <w:r>
+        <w:t xml:space="preserve"> </w:t>
+      </w:r>
+      <w:r>
+        <w:t>можно сделать вывод, что из 134 изображений, где есть трещины, модель правильно распознала 113 изображений, а на оставшихся 21 фотках трещины модель не обнаружила.</w:t>
+      </w:r>
+    </w:p>
+    <w:p>
+      <w:pPr>
+        <w:spacing w:line="259" w:lineRule="auto"/>
+      </w:pPr>
+      <w:r>
+        <w:br w:type="page"/>
+      </w:r>
+    </w:p>
+    <w:p>
+      <w:pPr>
+        <w:spacing w:after="0" w:line="360" w:lineRule="auto"/>
+        <w:ind w:firstLine="708"/>
+        <w:rPr>
+          <w:b/>
+          <w:sz w:val="32"/>
+        </w:rPr>
+      </w:pPr>
+      <w:r>
+        <w:rPr>
+          <w:b/>
+          <w:sz w:val="32"/>
+        </w:rPr>
+        <w:lastRenderedPageBreak/>
+        <w:t>Часть №</w:t>
+      </w:r>
+      <w:r>
+        <w:rPr>
+          <w:b/>
+          <w:sz w:val="32"/>
+        </w:rPr>
+        <w:t>2</w:t>
+      </w:r>
+    </w:p>
+    <w:p>
+      <w:pPr>
+        <w:spacing w:after="0" w:line="360" w:lineRule="auto"/>
+      </w:pPr>
+      <w:r>
+        <w:t xml:space="preserve">Здесь мы обучим модель распознавать, где находится трещина. Главным критерием является точность </w:t>
+      </w:r>
+      <w:proofErr w:type="spellStart"/>
+      <w:r>
+        <w:t>отрисовки</w:t>
+      </w:r>
+      <w:proofErr w:type="spellEnd"/>
+      <w:r>
+        <w:t xml:space="preserve"> трещин. </w:t>
+      </w:r>
+    </w:p>
+    <w:p>
+      <w:pPr>
+        <w:spacing w:after="0" w:line="360" w:lineRule="auto"/>
+      </w:pPr>
+      <w:r>
+        <w:t xml:space="preserve">Тут уже не все так просто, просто скрипта не хватит. Создаем файл </w:t>
+      </w:r>
+      <w:proofErr w:type="gramStart"/>
+      <w:r>
+        <w:rPr>
+          <w:lang w:val="en-US"/>
+        </w:rPr>
+        <w:t>data</w:t>
+      </w:r>
+      <w:r>
+        <w:t>.</w:t>
+      </w:r>
+      <w:proofErr w:type="spellStart"/>
+      <w:r>
+        <w:rPr>
+          <w:lang w:val="en-US"/>
+        </w:rPr>
+        <w:t>yaml</w:t>
+      </w:r>
+      <w:proofErr w:type="spellEnd"/>
+      <w:proofErr w:type="gramEnd"/>
+      <w:r>
+        <w:t xml:space="preserve">, инструкция для модели по работе с нашим </w:t>
+      </w:r>
+      <w:proofErr w:type="spellStart"/>
+      <w:r>
+        <w:t>датасетом</w:t>
+      </w:r>
+      <w:proofErr w:type="spellEnd"/>
+      <w:r>
+        <w:t>.</w:t>
+      </w:r>
     </w:p>
     <w:p>
       <w:pPr>
         <w:spacing w:after="0" w:line="360" w:lineRule="auto"/>
         <w:jc w:val="center"/>
       </w:pPr>
+      <w:r>
+        <w:rPr>
+          <w:noProof/>
+          <w:lang w:eastAsia="ru-RU"/>
+        </w:rPr>
+        <w:drawing>
+          <wp:inline distT="0" distB="0" distL="0" distR="0" wp14:anchorId="42AB9E6E" wp14:editId="3FEA4138">
+            <wp:extent cx="3714750" cy="1943100"/>
+            <wp:effectExtent l="0" t="0" r="0" b="0"/>
+            <wp:docPr id="10" name="Рисунок 10"/>
+            <wp:cNvGraphicFramePr>
+              <a:graphicFrameLocks xmlns:a="http://schemas.openxmlformats.org/drawingml/2006/main" noChangeAspect="1"/>
+            </wp:cNvGraphicFramePr>
+            <a:graphic xmlns:a="http://schemas.openxmlformats.org/drawingml/2006/main">
+              <a:graphicData uri="http://schemas.openxmlformats.org/drawingml/2006/picture">
+                <pic:pic xmlns:pic="http://schemas.openxmlformats.org/drawingml/2006/picture">
+                  <pic:nvPicPr>
+                    <pic:cNvPr id="1" name=""/>
+                    <pic:cNvPicPr/>
+                  </pic:nvPicPr>
+                  <pic:blipFill>
+                    <a:blip r:embed="rId10"/>
+                    <a:stretch>
+                      <a:fillRect/>
+                    </a:stretch>
+                  </pic:blipFill>
+                  <pic:spPr>
+                    <a:xfrm>
+                      <a:off x="0" y="0"/>
+                      <a:ext cx="3714750" cy="1943100"/>
+                    </a:xfrm>
+                    <a:prstGeom prst="rect">
+                      <a:avLst/>
+                    </a:prstGeom>
+                  </pic:spPr>
+                </pic:pic>
+              </a:graphicData>
+            </a:graphic>
+          </wp:inline>
+        </w:drawing>
+      </w:r>
     </w:p>
     <w:p>
       <w:pPr>
         <w:spacing w:after="0" w:line="360" w:lineRule="auto"/>
         <w:jc w:val="center"/>
-      </w:pPr>
+        <w:rPr>
+          <w:sz w:val="24"/>
+        </w:rPr>
+      </w:pPr>
+      <w:r>
+        <w:rPr>
+          <w:sz w:val="24"/>
+        </w:rPr>
+        <w:t xml:space="preserve">Рисунок 6. </w:t>
+      </w:r>
+      <w:r>
+        <w:rPr>
+          <w:sz w:val="24"/>
+          <w:lang w:val="en-US"/>
+        </w:rPr>
+        <w:t>Data</w:t>
+      </w:r>
+      <w:r>
+        <w:rPr>
+          <w:sz w:val="24"/>
+        </w:rPr>
+        <w:t>.</w:t>
+      </w:r>
+      <w:proofErr w:type="spellStart"/>
+      <w:r>
+        <w:rPr>
+          <w:sz w:val="24"/>
+          <w:lang w:val="en-US"/>
+        </w:rPr>
+        <w:t>yaml</w:t>
+      </w:r>
+      <w:proofErr w:type="spellEnd"/>
+    </w:p>
+    <w:p>
+      <w:pPr>
+        <w:spacing w:after="0" w:line="360" w:lineRule="auto"/>
+      </w:pPr>
+    </w:p>
+    <w:p>
+      <w:pPr>
+        <w:spacing w:after="0" w:line="360" w:lineRule="auto"/>
+        <w:rPr>
+          <w:lang w:val="en-US"/>
+        </w:rPr>
+      </w:pPr>
+      <w:r>
+        <w:t>На этом этапе уже начинаются проблемы. Первое</w:t>
+      </w:r>
+      <w:r>
+        <w:t xml:space="preserve">: </w:t>
+      </w:r>
+      <w:r>
+        <w:t xml:space="preserve">старые модели </w:t>
+      </w:r>
+      <w:r>
+        <w:rPr>
+          <w:lang w:val="en-US"/>
+        </w:rPr>
+        <w:t>YOLO</w:t>
+      </w:r>
+      <w:r>
+        <w:t xml:space="preserve"> </w:t>
+      </w:r>
+      <w:r>
+        <w:t xml:space="preserve">не воспринимают маски в </w:t>
+      </w:r>
+      <w:r>
+        <w:t>.</w:t>
+      </w:r>
+      <w:proofErr w:type="spellStart"/>
+      <w:r>
+        <w:rPr>
+          <w:lang w:val="en-US"/>
+        </w:rPr>
+        <w:t>png</w:t>
+      </w:r>
+      <w:proofErr w:type="spellEnd"/>
+      <w:r>
+        <w:t xml:space="preserve">, им необходимо описание для каждого объекта. То есть для каждой маски необходим </w:t>
+      </w:r>
+      <w:r>
+        <w:t>.</w:t>
+      </w:r>
+      <w:r>
+        <w:rPr>
+          <w:lang w:val="en-US"/>
+        </w:rPr>
+        <w:t>txt</w:t>
+      </w:r>
+      <w:r>
+        <w:t xml:space="preserve"> </w:t>
+      </w:r>
+      <w:r>
+        <w:t xml:space="preserve">файл с описанием полигонов. </w:t>
+      </w:r>
+      <w:r>
+        <w:br/>
+        <w:t xml:space="preserve">Решение есть - будем использовать </w:t>
+      </w:r>
+      <w:r>
+        <w:t>yolo26n-sem.pt</w:t>
+      </w:r>
+      <w:r>
+        <w:t xml:space="preserve">, модель которая умеет работать с </w:t>
+      </w:r>
+      <w:proofErr w:type="spellStart"/>
+      <w:r>
+        <w:rPr>
+          <w:lang w:val="en-US"/>
+        </w:rPr>
+        <w:t>png</w:t>
+      </w:r>
+      <w:proofErr w:type="spellEnd"/>
+      <w:r>
+        <w:t xml:space="preserve"> </w:t>
+      </w:r>
+      <w:r>
+        <w:t xml:space="preserve">масками. Но это еще не решение проблемы. Для чтения </w:t>
+      </w:r>
+      <w:proofErr w:type="spellStart"/>
+      <w:r>
+        <w:t>датасета</w:t>
+      </w:r>
+      <w:proofErr w:type="spellEnd"/>
+      <w:r>
+        <w:t xml:space="preserve"> модели нужна следующая структура</w:t>
+      </w:r>
+      <w:r>
+        <w:rPr>
+          <w:lang w:val="en-US"/>
+        </w:rPr>
+        <w:t xml:space="preserve">: </w:t>
+      </w:r>
+    </w:p>
+    <w:p>
+      <w:pPr>
+        <w:spacing w:after="0" w:line="360" w:lineRule="auto"/>
+        <w:rPr>
+          <w:lang w:val="en-US"/>
+        </w:rPr>
+      </w:pPr>
+      <w:r>
+        <w:rPr>
+          <w:lang w:val="en-US"/>
+        </w:rPr>
+        <w:t>Images/</w:t>
+      </w:r>
+    </w:p>
+    <w:p>
+      <w:pPr>
+        <w:pStyle w:val="a3"/>
+        <w:numPr>
+          <w:ilvl w:val="0"/>
+          <w:numId w:val="5"/>
+        </w:numPr>
+        <w:spacing w:after="0" w:line="360" w:lineRule="auto"/>
+        <w:rPr>
+          <w:lang w:val="en-US"/>
+        </w:rPr>
+      </w:pPr>
+      <w:r>
+        <w:rPr>
+          <w:lang w:val="en-US"/>
+        </w:rPr>
+        <w:t>Train</w:t>
+      </w:r>
+      <w:r>
+        <w:rPr>
+          <w:lang w:val="en-US"/>
+        </w:rPr>
+        <w:t>/</w:t>
+      </w:r>
+    </w:p>
+    <w:p>
+      <w:pPr>
+        <w:pStyle w:val="a3"/>
+        <w:numPr>
+          <w:ilvl w:val="0"/>
+          <w:numId w:val="5"/>
+        </w:numPr>
+        <w:spacing w:after="0" w:line="360" w:lineRule="auto"/>
+        <w:rPr>
+          <w:lang w:val="en-US"/>
+        </w:rPr>
+      </w:pPr>
+      <w:r>
+        <w:rPr>
+          <w:lang w:val="en-US"/>
+        </w:rPr>
+        <w:t>Val</w:t>
+      </w:r>
+      <w:r>
+        <w:rPr>
+          <w:lang w:val="en-US"/>
+        </w:rPr>
+        <w:t>/</w:t>
+      </w:r>
+    </w:p>
+    <w:p>
+      <w:pPr>
+        <w:spacing w:after="0" w:line="360" w:lineRule="auto"/>
+        <w:rPr>
+          <w:lang w:val="en-US"/>
+        </w:rPr>
+      </w:pPr>
+      <w:r>
+        <w:rPr>
+          <w:lang w:val="en-US"/>
+        </w:rPr>
+        <w:t>Masks</w:t>
+      </w:r>
+    </w:p>
+    <w:p>
+      <w:pPr>
+        <w:pStyle w:val="a3"/>
+        <w:numPr>
+          <w:ilvl w:val="0"/>
+          <w:numId w:val="5"/>
+        </w:numPr>
+        <w:spacing w:after="0" w:line="360" w:lineRule="auto"/>
+        <w:rPr>
+          <w:lang w:val="en-US"/>
+        </w:rPr>
+      </w:pPr>
+      <w:r>
+        <w:rPr>
+          <w:lang w:val="en-US"/>
+        </w:rPr>
+        <w:t>Train</w:t>
+      </w:r>
+      <w:r>
+        <w:rPr>
+          <w:lang w:val="en-US"/>
+        </w:rPr>
+        <w:t>/</w:t>
+      </w:r>
+    </w:p>
+    <w:p>
+      <w:pPr>
+        <w:pStyle w:val="a3"/>
+        <w:numPr>
+          <w:ilvl w:val="0"/>
+          <w:numId w:val="5"/>
+        </w:numPr>
+        <w:spacing w:after="0" w:line="360" w:lineRule="auto"/>
+        <w:rPr>
+          <w:lang w:val="en-US"/>
+        </w:rPr>
+      </w:pPr>
+      <w:r>
+        <w:rPr>
+          <w:lang w:val="en-US"/>
+        </w:rPr>
+        <w:t>Val/</w:t>
+      </w:r>
+    </w:p>
+    <w:p>
+      <w:pPr>
+        <w:spacing w:after="0" w:line="360" w:lineRule="auto"/>
+      </w:pPr>
+      <w:r>
+        <w:t>Первую проблему решили. Пробуем запустить обучение – не получается, ошибка</w:t>
+      </w:r>
+      <w:r>
+        <w:t>:</w:t>
+      </w:r>
+    </w:p>
+    <w:p>
+      <w:pPr>
+        <w:spacing w:after="0" w:line="360" w:lineRule="auto"/>
+        <w:rPr>
+          <w:lang w:val="en-US"/>
+        </w:rPr>
+      </w:pPr>
+      <w:proofErr w:type="spellStart"/>
+      <w:r>
+        <w:rPr>
+          <w:lang w:val="en-US"/>
+        </w:rPr>
+        <w:t>ValueError</w:t>
+      </w:r>
+      <w:proofErr w:type="spellEnd"/>
+      <w:r>
+        <w:rPr>
+          <w:lang w:val="en-US"/>
+        </w:rPr>
+        <w:t>: train: No labels found in</w:t>
+      </w:r>
+    </w:p>
+    <w:p>
+      <w:pPr>
+        <w:spacing w:after="0" w:line="360" w:lineRule="auto"/>
+      </w:pPr>
+      <w:r>
+        <w:rPr>
+          <w:lang w:val="en-US"/>
+        </w:rPr>
+        <w:lastRenderedPageBreak/>
+        <w:t>D:\projects\python\modelLerning\datasets\Dataset_segmentation_ready\train\Images.cache.</w:t>
+      </w:r>
+      <w:r>
+        <w:rPr>
+          <w:lang w:val="en-US"/>
+        </w:rPr>
+        <w:t xml:space="preserve"> </w:t>
+      </w:r>
+      <w:r>
+        <w:t>в</w:t>
+      </w:r>
+      <w:r>
+        <w:rPr>
+          <w:lang w:val="en-US"/>
+        </w:rPr>
+        <w:t xml:space="preserve"> </w:t>
+      </w:r>
+      <w:r>
+        <w:t>консоль</w:t>
+      </w:r>
+      <w:r>
+        <w:rPr>
+          <w:lang w:val="en-US"/>
+        </w:rPr>
+        <w:t xml:space="preserve">. </w:t>
+      </w:r>
+      <w:r>
+        <w:t>Что не так?</w:t>
+      </w:r>
+      <w:r>
+        <w:t xml:space="preserve"> </w:t>
+      </w:r>
+      <w:r>
+        <w:t xml:space="preserve">В нашем </w:t>
+      </w:r>
+      <w:proofErr w:type="spellStart"/>
+      <w:r>
+        <w:t>датасете</w:t>
+      </w:r>
+      <w:proofErr w:type="spellEnd"/>
+      <w:r>
+        <w:t xml:space="preserve"> у масок значение пикселя 0 соответствует фону, а значение 255 соответствует трещине. Наша модель принимает на вход классы </w:t>
+      </w:r>
+      <w:r>
+        <w:t>[</w:t>
+      </w:r>
+      <w:proofErr w:type="gramStart"/>
+      <w:r>
+        <w:t>0 ,</w:t>
+      </w:r>
+      <w:proofErr w:type="gramEnd"/>
+      <w:r>
+        <w:t xml:space="preserve"> 1]. </w:t>
+      </w:r>
+      <w:r>
+        <w:t xml:space="preserve">Числовые идентификаторы классов не совпадают. Выполним преобразование. </w:t>
+      </w:r>
+    </w:p>
+    <w:p>
+      <w:pPr>
+        <w:spacing w:after="0" w:line="360" w:lineRule="auto"/>
+      </w:pPr>
+      <w:r>
+        <w:t>Следующая проблема</w:t>
+      </w:r>
+      <w:r>
+        <w:t xml:space="preserve">: </w:t>
+      </w:r>
+      <w:r>
+        <w:t xml:space="preserve">название изображений. </w:t>
+      </w:r>
+      <w:r>
+        <w:rPr>
+          <w:lang w:val="en-US"/>
+        </w:rPr>
+        <w:t>YOLO</w:t>
+      </w:r>
+      <w:r>
+        <w:t xml:space="preserve"> </w:t>
+      </w:r>
+      <w:r>
+        <w:t>ожидает</w:t>
+      </w:r>
+      <w:r>
+        <w:t xml:space="preserve">: </w:t>
+      </w:r>
+      <w:r>
+        <w:rPr>
+          <w:lang w:val="en-US"/>
+        </w:rPr>
+        <w:t>image</w:t>
+      </w:r>
+      <w:r>
+        <w:t>1.</w:t>
+      </w:r>
+      <w:proofErr w:type="spellStart"/>
+      <w:r>
+        <w:rPr>
+          <w:lang w:val="en-US"/>
+        </w:rPr>
+        <w:t>png</w:t>
+      </w:r>
+      <w:proofErr w:type="spellEnd"/>
+      <w:r>
+        <w:t xml:space="preserve"> </w:t>
+      </w:r>
+      <w:r>
+        <w:t xml:space="preserve">должен соответствовать </w:t>
+      </w:r>
+      <w:r>
+        <w:t xml:space="preserve">маске с именем </w:t>
+      </w:r>
+      <w:r>
+        <w:rPr>
+          <w:lang w:val="en-US"/>
+        </w:rPr>
+        <w:t>image</w:t>
+      </w:r>
+      <w:r>
+        <w:t>1.</w:t>
+      </w:r>
+      <w:proofErr w:type="spellStart"/>
+      <w:r>
+        <w:rPr>
+          <w:lang w:val="en-US"/>
+        </w:rPr>
+        <w:t>png</w:t>
+      </w:r>
+      <w:proofErr w:type="spellEnd"/>
+      <w:r>
+        <w:t>. У нас</w:t>
+      </w:r>
+      <w:r>
+        <w:t xml:space="preserve">: </w:t>
+      </w:r>
+      <w:r>
+        <w:rPr>
+          <w:lang w:val="en-US"/>
+        </w:rPr>
+        <w:t>image</w:t>
+      </w:r>
+      <w:r>
+        <w:t>_0.</w:t>
+      </w:r>
+      <w:r>
+        <w:rPr>
+          <w:lang w:val="en-US"/>
+        </w:rPr>
+        <w:t>jpg</w:t>
+      </w:r>
+      <w:r>
+        <w:t xml:space="preserve"> = </w:t>
+      </w:r>
+      <w:r>
+        <w:rPr>
+          <w:lang w:val="en-US"/>
+        </w:rPr>
+        <w:t>mask</w:t>
+      </w:r>
+      <w:r>
+        <w:t>_0.</w:t>
+      </w:r>
+      <w:proofErr w:type="spellStart"/>
+      <w:r>
+        <w:rPr>
+          <w:lang w:val="en-US"/>
+        </w:rPr>
+        <w:t>png</w:t>
+      </w:r>
+      <w:proofErr w:type="spellEnd"/>
+      <w:r>
+        <w:t xml:space="preserve">. </w:t>
+      </w:r>
+      <w:r>
+        <w:t xml:space="preserve">Пишем скрипт, меняем данные. </w:t>
+      </w:r>
+    </w:p>
+    <w:p>
+      <w:pPr>
+        <w:spacing w:after="0" w:line="360" w:lineRule="auto"/>
+        <w:rPr>
+          <w:lang w:val="en-US"/>
+        </w:rPr>
+      </w:pPr>
+      <w:r>
+        <w:t>Наконец, красные символы в консоли больше не видны. Скрипт для обучения</w:t>
+      </w:r>
+      <w:r>
+        <w:rPr>
+          <w:lang w:val="en-US"/>
+        </w:rPr>
+        <w:t>:</w:t>
+      </w:r>
+    </w:p>
+    <w:p>
+      <w:pPr>
+        <w:spacing w:after="0" w:line="360" w:lineRule="auto"/>
+        <w:jc w:val="center"/>
+        <w:rPr>
+          <w:lang w:val="en-US"/>
+        </w:rPr>
+      </w:pPr>
+      <w:r>
+        <w:rPr>
+          <w:lang w:val="en-US"/>
+        </w:rPr>
+        <w:drawing>
+          <wp:inline distT="0" distB="0" distL="0" distR="0" wp14:anchorId="29CE2778" wp14:editId="247FF790">
+            <wp:extent cx="5257800" cy="3009900"/>
+            <wp:effectExtent l="0" t="0" r="0" b="0"/>
+            <wp:docPr id="5" name="Рисунок 5"/>
+            <wp:cNvGraphicFramePr>
+              <a:graphicFrameLocks xmlns:a="http://schemas.openxmlformats.org/drawingml/2006/main" noChangeAspect="1"/>
+            </wp:cNvGraphicFramePr>
+            <a:graphic xmlns:a="http://schemas.openxmlformats.org/drawingml/2006/main">
+              <a:graphicData uri="http://schemas.openxmlformats.org/drawingml/2006/picture">
+                <pic:pic xmlns:pic="http://schemas.openxmlformats.org/drawingml/2006/picture">
+                  <pic:nvPicPr>
+                    <pic:cNvPr id="1" name=""/>
+                    <pic:cNvPicPr/>
+                  </pic:nvPicPr>
+                  <pic:blipFill>
+                    <a:blip r:embed="rId11"/>
+                    <a:stretch>
+                      <a:fillRect/>
+                    </a:stretch>
+                  </pic:blipFill>
+                  <pic:spPr>
+                    <a:xfrm>
+                      <a:off x="0" y="0"/>
+                      <a:ext cx="5257800" cy="3009900"/>
+                    </a:xfrm>
+                    <a:prstGeom prst="rect">
+                      <a:avLst/>
+                    </a:prstGeom>
+                  </pic:spPr>
+                </pic:pic>
+              </a:graphicData>
+            </a:graphic>
+          </wp:inline>
+        </w:drawing>
+      </w:r>
+    </w:p>
+    <w:p>
+      <w:pPr>
+        <w:spacing w:after="0" w:line="360" w:lineRule="auto"/>
+        <w:jc w:val="center"/>
+        <w:rPr>
+          <w:sz w:val="24"/>
+          <w:lang w:val="en-US"/>
+        </w:rPr>
+      </w:pPr>
+      <w:r>
+        <w:rPr>
+          <w:sz w:val="24"/>
+        </w:rPr>
+        <w:t xml:space="preserve">Рисунок 7. Скрипт для </w:t>
+      </w:r>
+      <w:r>
+        <w:rPr>
+          <w:sz w:val="24"/>
+          <w:lang w:val="en-US"/>
+        </w:rPr>
+        <w:t>segmentation</w:t>
+      </w:r>
+    </w:p>
+    <w:p>
+      <w:pPr>
+        <w:spacing w:after="0" w:line="360" w:lineRule="auto"/>
+      </w:pPr>
+      <w:r>
+        <w:t xml:space="preserve">Добавилось два новых параметра - </w:t>
+      </w:r>
+      <w:proofErr w:type="spellStart"/>
+      <w:r>
+        <w:t>patience</w:t>
+      </w:r>
+      <w:proofErr w:type="spellEnd"/>
+      <w:r>
+        <w:t xml:space="preserve">=3 и </w:t>
+      </w:r>
+      <w:r>
+        <w:rPr>
+          <w:lang w:val="en-US"/>
+        </w:rPr>
+        <w:t>workers</w:t>
+      </w:r>
+      <w:r>
+        <w:t xml:space="preserve"> = 0.</w:t>
+      </w:r>
+    </w:p>
+    <w:p>
+      <w:pPr>
+        <w:spacing w:after="0" w:line="360" w:lineRule="auto"/>
+      </w:pPr>
+      <w:proofErr w:type="spellStart"/>
+      <w:r>
+        <w:t>P</w:t>
+      </w:r>
+      <w:r>
+        <w:t>atience</w:t>
+      </w:r>
+      <w:proofErr w:type="spellEnd"/>
+      <w:r>
+        <w:t xml:space="preserve"> – </w:t>
+      </w:r>
+      <w:r>
+        <w:t xml:space="preserve">своего рода </w:t>
+      </w:r>
+      <w:r>
+        <w:rPr>
+          <w:lang w:val="en-US"/>
+        </w:rPr>
+        <w:t>break</w:t>
+      </w:r>
+      <w:r>
+        <w:t xml:space="preserve">, если модель перестает улучшать результаты – обучение останавливается. Если 3 эпохи подряд обучение стоит на месте или, что еще хуже, - деградирует, останавливаем. </w:t>
+      </w:r>
+    </w:p>
+    <w:p>
+      <w:pPr>
+        <w:spacing w:after="0" w:line="360" w:lineRule="auto"/>
+      </w:pPr>
+      <w:r>
+        <w:rPr>
+          <w:lang w:val="en-US"/>
+        </w:rPr>
+        <w:t>workers</w:t>
+      </w:r>
+      <w:r>
+        <w:t xml:space="preserve"> </w:t>
+      </w:r>
+      <w:r>
+        <w:t xml:space="preserve">- без указания этого параметра питон не запускает скрипт. Он означает, что все обучение проводим только на одном основном процессоре </w:t>
+      </w:r>
+      <w:r>
+        <w:rPr>
+          <w:lang w:val="en-US"/>
+        </w:rPr>
+        <w:t>Python</w:t>
+      </w:r>
+      <w:r>
+        <w:t>,</w:t>
+      </w:r>
+      <w:r>
+        <w:t xml:space="preserve"> </w:t>
+      </w:r>
+      <w:r>
+        <w:t xml:space="preserve">без </w:t>
+      </w:r>
+      <w:proofErr w:type="spellStart"/>
+      <w:r>
+        <w:t>доп</w:t>
+      </w:r>
+      <w:proofErr w:type="spellEnd"/>
+      <w:r>
+        <w:t xml:space="preserve"> процессов.</w:t>
+      </w:r>
+    </w:p>
+    <w:p>
+      <w:pPr>
+        <w:spacing w:after="0" w:line="360" w:lineRule="auto"/>
+      </w:pPr>
+      <w:r>
+        <w:t xml:space="preserve">Обучение завершено. Оно длилось 56,46 минут. В среднем на одну эпоху 4 минуты 20 секунд. Обучение заняло много времени для такого объема </w:t>
+      </w:r>
+      <w:r>
+        <w:lastRenderedPageBreak/>
+        <w:t xml:space="preserve">данных, возможно это из-за модели, в будущем проведем тесты, важно другое – наш критерий </w:t>
+      </w:r>
+      <w:r>
+        <w:t xml:space="preserve">точность </w:t>
+      </w:r>
+      <w:proofErr w:type="spellStart"/>
+      <w:r>
+        <w:t>отрисовки</w:t>
+      </w:r>
+      <w:proofErr w:type="spellEnd"/>
+      <w:r>
+        <w:t xml:space="preserve"> трещин</w:t>
+      </w:r>
+      <w:r>
+        <w:t xml:space="preserve">, скорость нам не интересна. </w:t>
+      </w:r>
+    </w:p>
+    <w:p>
+      <w:pPr>
+        <w:spacing w:after="0" w:line="360" w:lineRule="auto"/>
+      </w:pPr>
+      <w:r>
+        <w:t>Передадим нашей модели следующее фото</w:t>
+      </w:r>
+      <w:r>
+        <w:t>:</w:t>
+      </w:r>
+    </w:p>
+    <w:p>
+      <w:pPr>
+        <w:spacing w:after="0" w:line="360" w:lineRule="auto"/>
+        <w:jc w:val="center"/>
+      </w:pPr>
+      <w:r>
+        <w:rPr>
+          <w:noProof/>
+          <w:lang w:eastAsia="ru-RU"/>
+        </w:rPr>
+        <w:drawing>
+          <wp:inline distT="0" distB="0" distL="0" distR="0">
+            <wp:extent cx="2133600" cy="2133600"/>
+            <wp:effectExtent l="0" t="0" r="0" b="0"/>
+            <wp:docPr id="11" name="Рисунок 11" descr="D:\projects\python\modelLerning\datasets\dataset_segmentation_yolo\images\val\image_271.jpg"/>
+            <wp:cNvGraphicFramePr>
+              <a:graphicFrameLocks xmlns:a="http://schemas.openxmlformats.org/drawingml/2006/main" noChangeAspect="1"/>
+            </wp:cNvGraphicFramePr>
+            <a:graphic xmlns:a="http://schemas.openxmlformats.org/drawingml/2006/main">
+              <a:graphicData uri="http://schemas.openxmlformats.org/drawingml/2006/picture">
+                <pic:pic xmlns:pic="http://schemas.openxmlformats.org/drawingml/2006/picture">
+                  <pic:nvPicPr>
+                    <pic:cNvPr id="0" name="Picture 2" descr="D:\projects\python\modelLerning\datasets\dataset_segmentation_yolo\images\val\image_271.jpg"/>
+                    <pic:cNvPicPr>
+                      <a:picLocks noChangeAspect="1" noChangeArrowheads="1"/>
+                    </pic:cNvPicPr>
+                  </pic:nvPicPr>
+                  <pic:blipFill>
+                    <a:blip r:embed="rId12">
+                      <a:extLst>
+                        <a:ext uri="{28A0092B-C50C-407E-A947-70E740481C1C}">
+                          <a14:useLocalDpi xmlns:a14="http://schemas.microsoft.com/office/drawing/2010/main" val="0"/>
+                        </a:ext>
+                      </a:extLst>
+                    </a:blip>
+                    <a:srcRect/>
+                    <a:stretch>
+                      <a:fillRect/>
+                    </a:stretch>
+                  </pic:blipFill>
+                  <pic:spPr bwMode="auto">
+                    <a:xfrm>
+                      <a:off x="0" y="0"/>
+                      <a:ext cx="2133600" cy="2133600"/>
+                    </a:xfrm>
+                    <a:prstGeom prst="rect">
+                      <a:avLst/>
+                    </a:prstGeom>
+                    <a:noFill/>
+                    <a:ln>
+                      <a:noFill/>
+                    </a:ln>
+                  </pic:spPr>
+                </pic:pic>
+              </a:graphicData>
+            </a:graphic>
+          </wp:inline>
+        </w:drawing>
+      </w:r>
+    </w:p>
+    <w:p>
+      <w:pPr>
+        <w:spacing w:after="0" w:line="360" w:lineRule="auto"/>
+        <w:jc w:val="center"/>
+        <w:rPr>
+          <w:sz w:val="24"/>
+        </w:rPr>
+      </w:pPr>
+      <w:r>
+        <w:rPr>
+          <w:sz w:val="24"/>
+        </w:rPr>
+        <w:t>Рисунок 8. Трещина</w:t>
+      </w:r>
+    </w:p>
+    <w:p>
+      <w:pPr>
+        <w:spacing w:after="0" w:line="360" w:lineRule="auto"/>
+        <w:rPr>
+          <w:lang w:val="en-US"/>
+        </w:rPr>
+      </w:pPr>
+      <w:r>
+        <w:t xml:space="preserve">Посмотрим ее </w:t>
+      </w:r>
+      <w:proofErr w:type="spellStart"/>
+      <w:r>
+        <w:t>предикт</w:t>
+      </w:r>
+      <w:proofErr w:type="spellEnd"/>
+      <w:r>
+        <w:rPr>
+          <w:lang w:val="en-US"/>
+        </w:rPr>
+        <w:t xml:space="preserve">: </w:t>
+      </w:r>
+    </w:p>
+    <w:p>
+      <w:pPr>
+        <w:spacing w:after="0" w:line="360" w:lineRule="auto"/>
+        <w:jc w:val="center"/>
+      </w:pPr>
+      <w:r>
+        <w:rPr>
+          <w:noProof/>
+          <w:lang w:eastAsia="ru-RU"/>
+        </w:rPr>
+        <w:drawing>
+          <wp:inline distT="0" distB="0" distL="0" distR="0">
+            <wp:extent cx="2133600" cy="2133600"/>
+            <wp:effectExtent l="0" t="0" r="0" b="0"/>
+            <wp:docPr id="12" name="Рисунок 12" descr="D:\projects\python\modelLerning\other\sss\image_271.jpg"/>
+            <wp:cNvGraphicFramePr>
+              <a:graphicFrameLocks xmlns:a="http://schemas.openxmlformats.org/drawingml/2006/main" noChangeAspect="1"/>
+            </wp:cNvGraphicFramePr>
+            <a:graphic xmlns:a="http://schemas.openxmlformats.org/drawingml/2006/main">
+              <a:graphicData uri="http://schemas.openxmlformats.org/drawingml/2006/picture">
+                <pic:pic xmlns:pic="http://schemas.openxmlformats.org/drawingml/2006/picture">
+                  <pic:nvPicPr>
+                    <pic:cNvPr id="0" name="Picture 3" descr="D:\projects\python\modelLerning\other\sss\image_271.jpg"/>
+                    <pic:cNvPicPr>
+                      <a:picLocks noChangeAspect="1" noChangeArrowheads="1"/>
+                    </pic:cNvPicPr>
+                  </pic:nvPicPr>
+                  <pic:blipFill>
+                    <a:blip r:embed="rId13">
+                      <a:extLst>
+                        <a:ext uri="{28A0092B-C50C-407E-A947-70E740481C1C}">
+                          <a14:useLocalDpi xmlns:a14="http://schemas.microsoft.com/office/drawing/2010/main" val="0"/>
+                        </a:ext>
+                      </a:extLst>
+                    </a:blip>
+                    <a:srcRect/>
+                    <a:stretch>
+                      <a:fillRect/>
+                    </a:stretch>
+                  </pic:blipFill>
+                  <pic:spPr bwMode="auto">
+                    <a:xfrm>
+                      <a:off x="0" y="0"/>
+                      <a:ext cx="2133600" cy="2133600"/>
+                    </a:xfrm>
+                    <a:prstGeom prst="rect">
+                      <a:avLst/>
+                    </a:prstGeom>
+                    <a:noFill/>
+                    <a:ln>
+                      <a:noFill/>
+                    </a:ln>
+                  </pic:spPr>
+                </pic:pic>
+              </a:graphicData>
+            </a:graphic>
+          </wp:inline>
+        </w:drawing>
+      </w:r>
+    </w:p>
+    <w:p>
+      <w:pPr>
+        <w:spacing w:after="0" w:line="360" w:lineRule="auto"/>
+        <w:jc w:val="center"/>
+        <w:rPr>
+          <w:sz w:val="24"/>
+        </w:rPr>
+      </w:pPr>
+      <w:r>
+        <w:rPr>
+          <w:sz w:val="24"/>
+        </w:rPr>
+        <w:t>Рисунок 9</w:t>
+      </w:r>
+    </w:p>
+    <w:p>
+      <w:pPr>
+        <w:spacing w:after="0" w:line="360" w:lineRule="auto"/>
+      </w:pPr>
+      <w:r>
+        <w:t xml:space="preserve">Трещина определена верно. Прогоняем такой тест по всему </w:t>
+      </w:r>
+      <w:proofErr w:type="spellStart"/>
+      <w:r>
+        <w:rPr>
+          <w:lang w:val="en-US"/>
+        </w:rPr>
+        <w:t>val</w:t>
+      </w:r>
+      <w:proofErr w:type="spellEnd"/>
+      <w:r>
+        <w:t xml:space="preserve">. </w:t>
+      </w:r>
+      <w:r>
+        <w:t xml:space="preserve">Общая метрика </w:t>
+      </w:r>
+      <w:proofErr w:type="spellStart"/>
+      <w:r>
+        <w:t>IoU</w:t>
+      </w:r>
+      <w:proofErr w:type="spellEnd"/>
+      <w:r>
+        <w:t xml:space="preserve"> (насколько предсказанная маска совпадает с реальной) составляет всего 42%.</w:t>
+      </w:r>
+      <w:r>
+        <w:t xml:space="preserve"> Модель плохо обучилась.</w:t>
+      </w:r>
+    </w:p>
+    <w:p>
+      <w:pPr>
+        <w:spacing w:after="0" w:line="360" w:lineRule="auto"/>
+      </w:pPr>
+      <w:r>
+        <w:t>Из моих наблюдений делаем вывод</w:t>
+      </w:r>
+      <w:r>
+        <w:t xml:space="preserve">: </w:t>
+      </w:r>
+    </w:p>
+    <w:p>
+      <w:pPr>
+        <w:pStyle w:val="a3"/>
+        <w:numPr>
+          <w:ilvl w:val="0"/>
+          <w:numId w:val="6"/>
+        </w:numPr>
+        <w:spacing w:after="0" w:line="360" w:lineRule="auto"/>
+      </w:pPr>
+      <w:r>
+        <w:t>Т</w:t>
+      </w:r>
+      <w:r>
+        <w:t xml:space="preserve">онкие трещины - выделена только толстая часть </w:t>
+      </w:r>
+    </w:p>
+    <w:p>
+      <w:pPr>
+        <w:pStyle w:val="a3"/>
+        <w:numPr>
+          <w:ilvl w:val="0"/>
+          <w:numId w:val="6"/>
+        </w:numPr>
+        <w:spacing w:after="0" w:line="360" w:lineRule="auto"/>
+      </w:pPr>
+      <w:r>
+        <w:t>Е</w:t>
+      </w:r>
+      <w:r>
+        <w:t>сть маленькие трещины</w:t>
+      </w:r>
+      <w:r>
+        <w:t>, которые модель вообще не распознала</w:t>
+      </w:r>
+    </w:p>
+    <w:p>
+      <w:pPr>
+        <w:pStyle w:val="a3"/>
+        <w:numPr>
+          <w:ilvl w:val="0"/>
+          <w:numId w:val="6"/>
+        </w:numPr>
+        <w:spacing w:after="0" w:line="360" w:lineRule="auto"/>
+      </w:pPr>
+      <w:r>
+        <w:t>И</w:t>
+      </w:r>
+      <w:r>
+        <w:t>з хороших нов</w:t>
+      </w:r>
+      <w:r>
+        <w:t>остей - если трещины нет, то и модель</w:t>
+      </w:r>
+      <w:r>
+        <w:t xml:space="preserve"> ничего не выделяет</w:t>
+      </w:r>
+    </w:p>
+    <w:p>
+      <w:pPr>
+        <w:spacing w:after="0" w:line="360" w:lineRule="auto"/>
+        <w:jc w:val="center"/>
+        <w:rPr>
+          <w:sz w:val="24"/>
+        </w:rPr>
+      </w:pPr>
+      <w:r>
+        <w:lastRenderedPageBreak/>
+        <w:drawing>
+          <wp:inline distT="0" distB="0" distL="0" distR="0" wp14:anchorId="7DAE6539" wp14:editId="058294F3">
+            <wp:extent cx="5940425" cy="2945765"/>
+            <wp:effectExtent l="0" t="0" r="3175" b="6985"/>
+            <wp:docPr id="13" name="Рисунок 13"/>
+            <wp:cNvGraphicFramePr>
+              <a:graphicFrameLocks xmlns:a="http://schemas.openxmlformats.org/drawingml/2006/main" noChangeAspect="1"/>
+            </wp:cNvGraphicFramePr>
+            <a:graphic xmlns:a="http://schemas.openxmlformats.org/drawingml/2006/main">
+              <a:graphicData uri="http://schemas.openxmlformats.org/drawingml/2006/picture">
+                <pic:pic xmlns:pic="http://schemas.openxmlformats.org/drawingml/2006/picture">
+                  <pic:nvPicPr>
+                    <pic:cNvPr id="1" name=""/>
+                    <pic:cNvPicPr/>
+                  </pic:nvPicPr>
+                  <pic:blipFill>
+                    <a:blip r:embed="rId14"/>
+                    <a:stretch>
+                      <a:fillRect/>
+                    </a:stretch>
+                  </pic:blipFill>
+                  <pic:spPr>
+                    <a:xfrm>
+                      <a:off x="0" y="0"/>
+                      <a:ext cx="5940425" cy="2945765"/>
+                    </a:xfrm>
+                    <a:prstGeom prst="rect">
+                      <a:avLst/>
+                    </a:prstGeom>
+                  </pic:spPr>
+                </pic:pic>
+              </a:graphicData>
+            </a:graphic>
+          </wp:inline>
+        </w:drawing>
+      </w:r>
+      <w:r>
+        <w:br/>
+      </w:r>
+      <w:r>
+        <w:rPr>
+          <w:sz w:val="24"/>
+        </w:rPr>
+        <w:t>рисунок 1</w:t>
+      </w:r>
+      <w:r>
+        <w:rPr>
+          <w:sz w:val="24"/>
+        </w:rPr>
+        <w:t>0. Сравнение</w:t>
+      </w:r>
+    </w:p>
+    <w:p>
+      <w:pPr>
+        <w:spacing w:after="0" w:line="360" w:lineRule="auto"/>
+      </w:pPr>
+    </w:p>
+    <w:p>
+      <w:pPr>
+        <w:spacing w:after="0" w:line="360" w:lineRule="auto"/>
+      </w:pPr>
+      <w:r>
+        <w:t>Раз модель не видит только тонкие трещин</w:t>
+      </w:r>
+      <w:r>
+        <w:t xml:space="preserve">ы, увеличим </w:t>
+      </w:r>
+      <w:proofErr w:type="spellStart"/>
+      <w:r>
+        <w:rPr>
+          <w:lang w:val="en-US"/>
+        </w:rPr>
+        <w:t>imgsz</w:t>
+      </w:r>
+      <w:proofErr w:type="spellEnd"/>
+      <w:r>
+        <w:t xml:space="preserve"> </w:t>
+      </w:r>
+      <w:r>
+        <w:t xml:space="preserve">до 512. </w:t>
+      </w:r>
+    </w:p>
+    <w:p>
+      <w:pPr>
+        <w:spacing w:after="0" w:line="360" w:lineRule="auto"/>
+      </w:pPr>
+      <w:r>
+        <w:t xml:space="preserve">Модель обучилась, время обучения заняло 2.4 </w:t>
+      </w:r>
+      <w:proofErr w:type="gramStart"/>
+      <w:r>
+        <w:t>часа(</w:t>
+      </w:r>
+      <w:proofErr w:type="gramEnd"/>
+      <w:r>
+        <w:t>рисунок 11).</w:t>
+      </w:r>
+    </w:p>
+    <w:p>
+      <w:pPr>
+        <w:spacing w:after="0" w:line="360" w:lineRule="auto"/>
+        <w:jc w:val="center"/>
+      </w:pPr>
+      <w:r>
+        <w:drawing>
+          <wp:inline distT="0" distB="0" distL="0" distR="0" wp14:anchorId="7A81376B" wp14:editId="617CE499">
+            <wp:extent cx="2686050" cy="438150"/>
+            <wp:effectExtent l="0" t="0" r="0" b="0"/>
+            <wp:docPr id="14" name="Рисунок 14"/>
+            <wp:cNvGraphicFramePr>
+              <a:graphicFrameLocks xmlns:a="http://schemas.openxmlformats.org/drawingml/2006/main" noChangeAspect="1"/>
+            </wp:cNvGraphicFramePr>
+            <a:graphic xmlns:a="http://schemas.openxmlformats.org/drawingml/2006/main">
+              <a:graphicData uri="http://schemas.openxmlformats.org/drawingml/2006/picture">
+                <pic:pic xmlns:pic="http://schemas.openxmlformats.org/drawingml/2006/picture">
+                  <pic:nvPicPr>
+                    <pic:cNvPr id="1" name=""/>
+                    <pic:cNvPicPr/>
+                  </pic:nvPicPr>
+                  <pic:blipFill>
+                    <a:blip r:embed="rId15"/>
+                    <a:stretch>
+                      <a:fillRect/>
+                    </a:stretch>
+                  </pic:blipFill>
+                  <pic:spPr>
+                    <a:xfrm>
+                      <a:off x="0" y="0"/>
+                      <a:ext cx="2686050" cy="438150"/>
+                    </a:xfrm>
+                    <a:prstGeom prst="rect">
+                      <a:avLst/>
+                    </a:prstGeom>
+                  </pic:spPr>
+                </pic:pic>
+              </a:graphicData>
+            </a:graphic>
+          </wp:inline>
+        </w:drawing>
+      </w:r>
+    </w:p>
+    <w:p>
+      <w:pPr>
+        <w:spacing w:after="0" w:line="360" w:lineRule="auto"/>
+        <w:jc w:val="center"/>
+        <w:rPr>
+          <w:sz w:val="24"/>
+        </w:rPr>
+      </w:pPr>
+      <w:r>
+        <w:rPr>
+          <w:sz w:val="24"/>
+        </w:rPr>
+        <w:t>Рисунок 11</w:t>
+      </w:r>
+      <w:r>
+        <w:rPr>
+          <w:sz w:val="24"/>
+        </w:rPr>
+        <w:t>. Время обучения</w:t>
+      </w:r>
+    </w:p>
+    <w:p>
+      <w:pPr>
+        <w:spacing w:after="0" w:line="360" w:lineRule="auto"/>
+      </w:pPr>
+      <w:r>
+        <w:t xml:space="preserve">Получим </w:t>
+      </w:r>
+      <w:proofErr w:type="gramStart"/>
+      <w:r>
+        <w:t>метрики(</w:t>
+      </w:r>
+      <w:proofErr w:type="gramEnd"/>
+      <w:r>
+        <w:t>рисунок 120).</w:t>
+      </w:r>
+    </w:p>
+    <w:p>
+      <w:pPr>
+        <w:spacing w:after="0" w:line="360" w:lineRule="auto"/>
+        <w:jc w:val="center"/>
+      </w:pPr>
+      <w:r>
+        <w:drawing>
+          <wp:inline distT="0" distB="0" distL="0" distR="0" wp14:anchorId="4C8E0DA8" wp14:editId="4AD2C1E2">
+            <wp:extent cx="3771900" cy="742950"/>
+            <wp:effectExtent l="0" t="0" r="0" b="0"/>
+            <wp:docPr id="15" name="Рисунок 15"/>
+            <wp:cNvGraphicFramePr>
+              <a:graphicFrameLocks xmlns:a="http://schemas.openxmlformats.org/drawingml/2006/main" noChangeAspect="1"/>
+            </wp:cNvGraphicFramePr>
+            <a:graphic xmlns:a="http://schemas.openxmlformats.org/drawingml/2006/main">
+              <a:graphicData uri="http://schemas.openxmlformats.org/drawingml/2006/picture">
+                <pic:pic xmlns:pic="http://schemas.openxmlformats.org/drawingml/2006/picture">
+                  <pic:nvPicPr>
+                    <pic:cNvPr id="1" name=""/>
+                    <pic:cNvPicPr/>
+                  </pic:nvPicPr>
+                  <pic:blipFill>
+                    <a:blip r:embed="rId16"/>
+                    <a:stretch>
+                      <a:fillRect/>
+                    </a:stretch>
+                  </pic:blipFill>
+                  <pic:spPr>
+                    <a:xfrm>
+                      <a:off x="0" y="0"/>
+                      <a:ext cx="3771900" cy="742950"/>
+                    </a:xfrm>
+                    <a:prstGeom prst="rect">
+                      <a:avLst/>
+                    </a:prstGeom>
+                  </pic:spPr>
+                </pic:pic>
+              </a:graphicData>
+            </a:graphic>
+          </wp:inline>
+        </w:drawing>
+      </w:r>
+    </w:p>
+    <w:p>
+      <w:pPr>
+        <w:spacing w:after="0" w:line="360" w:lineRule="auto"/>
+        <w:jc w:val="center"/>
+        <w:rPr>
+          <w:sz w:val="24"/>
+        </w:rPr>
+      </w:pPr>
+      <w:r>
+        <w:rPr>
+          <w:sz w:val="24"/>
+        </w:rPr>
+        <w:t>Рисунок 12. Метрики для сегментации</w:t>
+      </w:r>
+    </w:p>
+    <w:p>
+      <w:pPr>
+        <w:spacing w:after="0" w:line="360" w:lineRule="auto"/>
+      </w:pPr>
+      <w:r>
+        <w:t xml:space="preserve">Мы видим положительное изменение с 42% до 53% - прирост 10%. </w:t>
+      </w:r>
+      <w:r>
+        <w:t xml:space="preserve"> Если увеличивать дальше - неизвестно, что будет, да и время у нас ограничено. Меняем подход - переходим на работу с конкретными проблемными изображениями.</w:t>
+      </w:r>
+      <w:bookmarkStart w:id="0" w:name="_GoBack"/>
+      <w:bookmarkEnd w:id="0"/>
+    </w:p>
+    <w:p>
+      <w:pPr>
+        <w:spacing w:after="0" w:line="360" w:lineRule="auto"/>
+      </w:pPr>
+    </w:p>
+    <w:p>
+      <w:pPr>
+        <w:spacing w:after="0" w:line="360" w:lineRule="auto"/>
+      </w:pPr>
+    </w:p>
+    <w:p>
+      <w:pPr>
+        <w:spacing w:after="0" w:line="360" w:lineRule="auto"/>
+      </w:pPr>
+    </w:p>
+    <w:p>
+      <w:pPr>
+        <w:spacing w:after="0" w:line="360" w:lineRule="auto"/>
+      </w:pPr>
+    </w:p>
+    <w:p>
+      <w:pPr>
+        <w:spacing w:after="0" w:line="360" w:lineRule="auto"/>
+      </w:pPr>
+    </w:p>
+    <w:p>
+      <w:pPr>
+        <w:spacing w:after="0" w:line="360" w:lineRule="auto"/>
+      </w:pPr>
+    </w:p>
+    <w:p>
+      <w:pPr>
+        <w:spacing w:after="0" w:line="360" w:lineRule="auto"/>
+      </w:pPr>
+    </w:p>
+    <w:p>
+      <w:pPr>
+        <w:spacing w:line="259" w:lineRule="auto"/>
+      </w:pPr>
+      <w:r>
+        <w:br w:type="page"/>
+      </w:r>
+    </w:p>
+    <w:p>
+      <w:pPr>
+        <w:spacing w:after="0" w:line="360" w:lineRule="auto"/>
+        <w:jc w:val="center"/>
+        <w:rPr>
+          <w:b/>
+        </w:rPr>
+      </w:pPr>
+      <w:r>
+        <w:rPr>
+          <w:b/>
+        </w:rPr>
+        <w:lastRenderedPageBreak/>
+        <w:t>Дополнительные экспери</w:t>
+      </w:r>
+      <w:r>
+        <w:rPr>
+          <w:b/>
+        </w:rPr>
+        <w:t>менты</w:t>
+      </w:r>
+    </w:p>
+    <w:p>
+      <w:pPr>
+        <w:spacing w:after="0" w:line="360" w:lineRule="auto"/>
+      </w:pPr>
+      <w:r>
+        <w:t xml:space="preserve">Цель дополнительных экспериментов – выявление направления улучшения модели. Первое, что я решил попробовать - изменение параметров модели, а именно </w:t>
+      </w:r>
+      <w:proofErr w:type="spellStart"/>
+      <w:r>
+        <w:rPr>
+          <w:lang w:val="en-US"/>
+        </w:rPr>
+        <w:t>imgsz</w:t>
+      </w:r>
+      <w:proofErr w:type="spellEnd"/>
+      <w:r>
+        <w:t xml:space="preserve">, ведь если картинка станет четче, то и трещина заметнее, верно? </w:t>
+      </w:r>
+    </w:p>
+    <w:p>
+      <w:pPr>
+        <w:spacing w:after="0" w:line="360" w:lineRule="auto"/>
+        <w:jc w:val="center"/>
+      </w:pPr>
+      <w:r>
+        <w:rPr>
+          <w:noProof/>
+          <w:lang w:eastAsia="ru-RU"/>
+        </w:rPr>
+        <w:drawing>
+          <wp:inline distT="0" distB="0" distL="0" distR="0" wp14:anchorId="08958F6E" wp14:editId="2119C6BA">
+            <wp:extent cx="4171950" cy="2114550"/>
+            <wp:effectExtent l="0" t="0" r="0" b="0"/>
+            <wp:docPr id="2" name="Рисунок 2"/>
+            <wp:cNvGraphicFramePr>
+              <a:graphicFrameLocks xmlns:a="http://schemas.openxmlformats.org/drawingml/2006/main" noChangeAspect="1"/>
+            </wp:cNvGraphicFramePr>
+            <a:graphic xmlns:a="http://schemas.openxmlformats.org/drawingml/2006/main">
+              <a:graphicData uri="http://schemas.openxmlformats.org/drawingml/2006/picture">
+                <pic:pic xmlns:pic="http://schemas.openxmlformats.org/drawingml/2006/picture">
+                  <pic:nvPicPr>
+                    <pic:cNvPr id="1" name=""/>
+                    <pic:cNvPicPr/>
+                  </pic:nvPicPr>
+                  <pic:blipFill>
+                    <a:blip r:embed="rId17"/>
+                    <a:stretch>
+                      <a:fillRect/>
+                    </a:stretch>
+                  </pic:blipFill>
+                  <pic:spPr>
+                    <a:xfrm>
+                      <a:off x="0" y="0"/>
+                      <a:ext cx="4171950" cy="2114550"/>
+                    </a:xfrm>
+                    <a:prstGeom prst="rect">
+                      <a:avLst/>
+                    </a:prstGeom>
+                  </pic:spPr>
+                </pic:pic>
+              </a:graphicData>
+            </a:graphic>
+          </wp:inline>
+        </w:drawing>
+      </w:r>
+    </w:p>
+    <w:p>
+      <w:pPr>
+        <w:spacing w:after="0" w:line="360" w:lineRule="auto"/>
+        <w:jc w:val="center"/>
+        <w:rPr>
+          <w:sz w:val="24"/>
+        </w:rPr>
+      </w:pPr>
+      <w:r>
+        <w:rPr>
+          <w:sz w:val="24"/>
+        </w:rPr>
+        <w:t>Рисунок Тест</w:t>
+      </w:r>
+    </w:p>
+    <w:p>
+      <w:pPr>
+        <w:spacing w:after="0" w:line="360" w:lineRule="auto"/>
+      </w:pPr>
+      <w:r>
+        <w:t xml:space="preserve">Меняем только одно значение - </w:t>
+      </w:r>
+      <w:proofErr w:type="spellStart"/>
+      <w:r>
+        <w:rPr>
+          <w:lang w:val="en-US"/>
+        </w:rPr>
+        <w:t>imgsz</w:t>
+      </w:r>
+      <w:proofErr w:type="spellEnd"/>
+      <w:r>
+        <w:t>. Увеличиваем его в 2 раза.</w:t>
+      </w:r>
+    </w:p>
+    <w:p>
+      <w:pPr>
+        <w:spacing w:after="0" w:line="360" w:lineRule="auto"/>
+        <w:rPr>
+          <w:lang w:val="en-US"/>
+        </w:rPr>
+      </w:pPr>
+      <w:r>
+        <w:t xml:space="preserve">Обучение на </w:t>
+      </w:r>
+      <w:proofErr w:type="gramStart"/>
+      <w:r>
+        <w:rPr>
+          <w:lang w:val="en-US"/>
+        </w:rPr>
+        <w:t>GPU</w:t>
+      </w:r>
+      <w:r>
+        <w:t>(</w:t>
+      </w:r>
+      <w:proofErr w:type="gramEnd"/>
+      <w:r>
+        <w:rPr>
+          <w:lang w:val="en-US"/>
+        </w:rPr>
+        <w:t>device</w:t>
+      </w:r>
+      <w:r>
+        <w:t xml:space="preserve"> = 0)</w:t>
+      </w:r>
+      <w:r>
+        <w:t xml:space="preserve"> заняло больше получаса, в среднем на одну эпоху 3 минуты 25 секунд. Это в 3 раза дольше, чем при </w:t>
+      </w:r>
+      <w:proofErr w:type="spellStart"/>
+      <w:r>
+        <w:rPr>
+          <w:lang w:val="en-US"/>
+        </w:rPr>
+        <w:t>imgsz</w:t>
+      </w:r>
+      <w:proofErr w:type="spellEnd"/>
+      <w:r>
+        <w:rPr>
+          <w:lang w:val="en-US"/>
+        </w:rPr>
+        <w:t xml:space="preserve"> = 320.</w:t>
+      </w:r>
+    </w:p>
+    <w:p>
+      <w:pPr>
+        <w:spacing w:after="0" w:line="360" w:lineRule="auto"/>
+      </w:pPr>
+      <w:r>
+        <w:t xml:space="preserve">Посмотрим метрики. </w:t>
+      </w:r>
+    </w:p>
+    <w:p>
+      <w:pPr>
+        <w:spacing w:after="0" w:line="360" w:lineRule="auto"/>
+        <w:jc w:val="center"/>
+      </w:pPr>
+      <w:r>
+        <w:rPr>
+          <w:noProof/>
+          <w:lang w:eastAsia="ru-RU"/>
+        </w:rPr>
+        <w:drawing>
+          <wp:inline distT="0" distB="0" distL="0" distR="0">
+            <wp:extent cx="4559300" cy="3419475"/>
+            <wp:effectExtent l="0" t="0" r="0" b="9525"/>
+            <wp:docPr id="3" name="Рисунок 3" descr="D:\projects\python\modelLerning\runs\classify\640size_testGPU-2\confusion_matrix.png"/>
+            <wp:cNvGraphicFramePr>
+              <a:graphicFrameLocks xmlns:a="http://schemas.openxmlformats.org/drawingml/2006/main" noChangeAspect="1"/>
+            </wp:cNvGraphicFramePr>
+            <a:graphic xmlns:a="http://schemas.openxmlformats.org/drawingml/2006/main">
+              <a:graphicData uri="http://schemas.openxmlformats.org/drawingml/2006/picture">
+                <pic:pic xmlns:pic="http://schemas.openxmlformats.org/drawingml/2006/picture">
+                  <pic:nvPicPr>
+                    <pic:cNvPr id="0" name="Picture 1" descr="D:\projects\python\modelLerning\runs\classify\640size_testGPU-2\confusion_matrix.png"/>
+                    <pic:cNvPicPr>
+                      <a:picLocks noChangeAspect="1" noChangeArrowheads="1"/>
+                    </pic:cNvPicPr>
+                  </pic:nvPicPr>
+                  <pic:blipFill>
+                    <a:blip r:embed="rId18" cstate="print">
+                      <a:extLst>
+                        <a:ext uri="{28A0092B-C50C-407E-A947-70E740481C1C}">
+                          <a14:useLocalDpi xmlns:a14="http://schemas.microsoft.com/office/drawing/2010/main" val="0"/>
+                        </a:ext>
+                      </a:extLst>
+                    </a:blip>
+                    <a:srcRect/>
+                    <a:stretch>
+                      <a:fillRect/>
+                    </a:stretch>
+                  </pic:blipFill>
+                  <pic:spPr bwMode="auto">
+                    <a:xfrm>
+                      <a:off x="0" y="0"/>
+                      <a:ext cx="4562860" cy="3422145"/>
+                    </a:xfrm>
+                    <a:prstGeom prst="rect">
+                      <a:avLst/>
+                    </a:prstGeom>
+                    <a:noFill/>
+                    <a:ln>
+                      <a:noFill/>
+                    </a:ln>
+                  </pic:spPr>
+                </pic:pic>
+              </a:graphicData>
+            </a:graphic>
+          </wp:inline>
+        </w:drawing>
+      </w:r>
+    </w:p>
+    <w:p>
+      <w:pPr>
+        <w:spacing w:after="0" w:line="360" w:lineRule="auto"/>
+        <w:jc w:val="center"/>
+        <w:rPr>
+          <w:sz w:val="24"/>
+        </w:rPr>
+      </w:pPr>
+      <w:r>
+        <w:rPr>
+          <w:sz w:val="24"/>
+        </w:rPr>
+        <w:t xml:space="preserve">Рисунок </w:t>
+      </w:r>
+      <w:r>
+        <w:rPr>
+          <w:sz w:val="24"/>
+        </w:rPr>
+        <w:t xml:space="preserve">матрица при </w:t>
+      </w:r>
+      <w:proofErr w:type="spellStart"/>
+      <w:r>
+        <w:rPr>
+          <w:sz w:val="24"/>
+          <w:lang w:val="en-US"/>
+        </w:rPr>
+        <w:t>imgsz</w:t>
+      </w:r>
+      <w:proofErr w:type="spellEnd"/>
+      <w:r>
+        <w:rPr>
+          <w:sz w:val="24"/>
+        </w:rPr>
+        <w:t xml:space="preserve"> = 640</w:t>
+      </w:r>
+    </w:p>
+    <w:p>
+      <w:pPr>
+        <w:pStyle w:val="a3"/>
+        <w:spacing w:after="0" w:line="360" w:lineRule="auto"/>
+      </w:pPr>
+    </w:p>
+    <w:p>
+      <w:pPr>
+        <w:pStyle w:val="a3"/>
+        <w:spacing w:after="0" w:line="360" w:lineRule="auto"/>
+      </w:pPr>
+      <w:r>
+        <w:lastRenderedPageBreak/>
+        <w:t>Если посчитаем формулы, то получим</w:t>
+      </w:r>
+      <w:r>
+        <w:t>:</w:t>
+      </w:r>
+    </w:p>
+    <w:p>
+      <w:pPr>
+        <w:pStyle w:val="a3"/>
+        <w:spacing w:after="0" w:line="360" w:lineRule="auto"/>
+        <w:rPr>
+          <w:lang w:val="en-US"/>
+        </w:rPr>
+      </w:pPr>
+      <w:proofErr w:type="spellStart"/>
+      <w:r>
+        <w:t>Precision</w:t>
+      </w:r>
+      <w:proofErr w:type="spellEnd"/>
+      <w:r>
+        <w:rPr>
+          <w:lang w:val="en-US"/>
+        </w:rPr>
+        <w:t xml:space="preserve"> = 89%</w:t>
+      </w:r>
+    </w:p>
+    <w:p>
+      <w:pPr>
+        <w:pStyle w:val="a3"/>
+        <w:spacing w:after="0" w:line="360" w:lineRule="auto"/>
+        <w:rPr>
+          <w:lang w:val="en-US"/>
+        </w:rPr>
+      </w:pPr>
+      <w:proofErr w:type="spellStart"/>
+      <w:r>
+        <w:t>Recall</w:t>
+      </w:r>
+      <w:proofErr w:type="spellEnd"/>
+      <w:r>
+        <w:rPr>
+          <w:lang w:val="en-US"/>
+        </w:rPr>
+        <w:t xml:space="preserve"> = 84% </w:t>
+      </w:r>
+    </w:p>
+    <w:p>
+      <w:pPr>
+        <w:pStyle w:val="a3"/>
+        <w:spacing w:after="0" w:line="360" w:lineRule="auto"/>
+        <w:rPr>
+          <w:lang w:val="en-US"/>
+        </w:rPr>
+      </w:pPr>
+      <w:r>
+        <w:t>F1-score</w:t>
+      </w:r>
+      <w:r>
+        <w:rPr>
+          <w:lang w:val="en-US"/>
+        </w:rPr>
+        <w:t xml:space="preserve"> = 86%</w:t>
+      </w:r>
+    </w:p>
+    <w:p>
+      <w:pPr>
+        <w:pStyle w:val="a3"/>
+        <w:spacing w:after="0" w:line="360" w:lineRule="auto"/>
+      </w:pPr>
+      <w:r>
+        <w:t xml:space="preserve">Метрики почти не изменились, а времени мы потратили намного больше. Небольшие потери в результатах можно списать </w:t>
+      </w:r>
+      <w:proofErr w:type="gramStart"/>
+      <w:r>
+        <w:t>на рандом</w:t>
+      </w:r>
+      <w:proofErr w:type="gramEnd"/>
+      <w:r>
+        <w:t xml:space="preserve">. </w:t>
+      </w:r>
+    </w:p>
+    <w:p>
+      <w:pPr>
+        <w:pStyle w:val="a3"/>
+        <w:spacing w:after="0" w:line="360" w:lineRule="auto"/>
+      </w:pPr>
+      <w:r>
+        <w:t>Вывод</w:t>
+      </w:r>
+      <w:r>
+        <w:t xml:space="preserve">: </w:t>
+      </w:r>
+      <w:r>
+        <w:t xml:space="preserve">повышение параметра </w:t>
+      </w:r>
+      <w:proofErr w:type="spellStart"/>
+      <w:r>
+        <w:rPr>
+          <w:lang w:val="en-US"/>
+        </w:rPr>
+        <w:t>imgsz</w:t>
+      </w:r>
+      <w:proofErr w:type="spellEnd"/>
+      <w:r>
+        <w:t xml:space="preserve"> не приводит к улучшению метрик модели.</w:t>
+      </w:r>
     </w:p>
     <w:p>
       <w:pPr>
@@ -1913,9 +4098,9 @@
 <file path=word/numbering.xml><?xml version="1.0" encoding="utf-8"?>
 <w:numbering xmlns:wpc="http://schemas.microsoft.com/office/word/2010/wordprocessingCanvas" xmlns:cx="http://schemas.microsoft.com/office/drawing/2014/chartex" xmlns:mc="http://schemas.openxmlformats.org/markup-compatibility/2006" xmlns:o="urn:schemas-microsoft-com:office:office" xmlns:r="http://schemas.openxmlformats.org/officeDocument/2006/relationships" xmlns:m="http://schemas.openxmlformats.org/officeDocument/2006/math" xmlns:v="urn:schemas-microsoft-com:vml" xmlns:wp14="http://schemas.microsoft.com/office/word/2010/wordprocessingDrawing" xmlns:wp="http://schemas.openxmlformats.org/drawingml/2006/wordprocessingDrawing" xmlns:w10="urn:schemas-microsoft-com:office:word" xmlns:w="http://schemas.openxmlformats.org/wordprocessingml/2006/main" xmlns:w14="http://schemas.microsoft.com/office/word/2010/wordml" xmlns:w15="http://schemas.microsoft.com/office/word/2012/wordml" xmlns:w16se="http://schemas.microsoft.com/office/word/2015/wordml/symex" xmlns:wpg="http://schemas.microsoft.com/office/word/2010/wordprocessingGroup" xmlns:wpi="http://schemas.microsoft.com/office/word/2010/wordprocessingInk" xmlns:wne="http://schemas.microsoft.com/office/word/2006/wordml" xmlns:wps="http://schemas.microsoft.com/office/word/2010/wordprocessingShape" mc:Ignorable="w14 w15 w16se wp14">
   <w:abstractNum w:abstractNumId="0" w15:restartNumberingAfterBreak="0">
-    <w:nsid w:val="1B402483"/>
+    <w:nsid w:val="17E02C45"/>
     <w:multiLevelType w:val="hybridMultilevel"/>
-    <w:tmpl w:val="F62E054A"/>
+    <w:tmpl w:val="CD8CE808"/>
     <w:lvl w:ilvl="0" w:tplc="04190001">
       <w:start w:val="1"/>
       <w:numFmt w:val="bullet"/>
@@ -2026,9 +4211,9 @@
     </w:lvl>
   </w:abstractNum>
   <w:abstractNum w:abstractNumId="1" w15:restartNumberingAfterBreak="0">
-    <w:nsid w:val="4F801C61"/>
+    <w:nsid w:val="1B402483"/>
     <w:multiLevelType w:val="hybridMultilevel"/>
-    <w:tmpl w:val="DC043F84"/>
+    <w:tmpl w:val="F62E054A"/>
     <w:lvl w:ilvl="0" w:tplc="04190001">
       <w:start w:val="1"/>
       <w:numFmt w:val="bullet"/>
@@ -2139,9 +4324,9 @@
     </w:lvl>
   </w:abstractNum>
   <w:abstractNum w:abstractNumId="2" w15:restartNumberingAfterBreak="0">
-    <w:nsid w:val="7F10577A"/>
+    <w:nsid w:val="40A35D51"/>
     <w:multiLevelType w:val="hybridMultilevel"/>
-    <w:tmpl w:val="6AEA1A52"/>
+    <w:tmpl w:val="56BA9F32"/>
     <w:lvl w:ilvl="0" w:tplc="04190001">
       <w:start w:val="1"/>
       <w:numFmt w:val="bullet"/>
@@ -2251,14 +4436,362 @@
       </w:rPr>
     </w:lvl>
   </w:abstractNum>
+  <w:abstractNum w:abstractNumId="3" w15:restartNumberingAfterBreak="0">
+    <w:nsid w:val="4F801C61"/>
+    <w:multiLevelType w:val="hybridMultilevel"/>
+    <w:tmpl w:val="DC043F84"/>
+    <w:lvl w:ilvl="0" w:tplc="04190001">
+      <w:start w:val="1"/>
+      <w:numFmt w:val="bullet"/>
+      <w:lvlText w:val=""/>
+      <w:lvlJc w:val="left"/>
+      <w:pPr>
+        <w:ind w:left="720" w:hanging="360"/>
+      </w:pPr>
+      <w:rPr>
+        <w:rFonts w:ascii="Symbol" w:hAnsi="Symbol" w:hint="default"/>
+      </w:rPr>
+    </w:lvl>
+    <w:lvl w:ilvl="1" w:tplc="04190003" w:tentative="1">
+      <w:start w:val="1"/>
+      <w:numFmt w:val="bullet"/>
+      <w:lvlText w:val="o"/>
+      <w:lvlJc w:val="left"/>
+      <w:pPr>
+        <w:ind w:left="1440" w:hanging="360"/>
+      </w:pPr>
+      <w:rPr>
+        <w:rFonts w:ascii="Courier New" w:hAnsi="Courier New" w:cs="Courier New" w:hint="default"/>
+      </w:rPr>
+    </w:lvl>
+    <w:lvl w:ilvl="2" w:tplc="04190005" w:tentative="1">
+      <w:start w:val="1"/>
+      <w:numFmt w:val="bullet"/>
+      <w:lvlText w:val=""/>
+      <w:lvlJc w:val="left"/>
+      <w:pPr>
+        <w:ind w:left="2160" w:hanging="360"/>
+      </w:pPr>
+      <w:rPr>
+        <w:rFonts w:ascii="Wingdings" w:hAnsi="Wingdings" w:hint="default"/>
+      </w:rPr>
+    </w:lvl>
+    <w:lvl w:ilvl="3" w:tplc="04190001" w:tentative="1">
+      <w:start w:val="1"/>
+      <w:numFmt w:val="bullet"/>
+      <w:lvlText w:val=""/>
+      <w:lvlJc w:val="left"/>
+      <w:pPr>
+        <w:ind w:left="2880" w:hanging="360"/>
+      </w:pPr>
+      <w:rPr>
+        <w:rFonts w:ascii="Symbol" w:hAnsi="Symbol" w:hint="default"/>
+      </w:rPr>
+    </w:lvl>
+    <w:lvl w:ilvl="4" w:tplc="04190003" w:tentative="1">
+      <w:start w:val="1"/>
+      <w:numFmt w:val="bullet"/>
+      <w:lvlText w:val="o"/>
+      <w:lvlJc w:val="left"/>
+      <w:pPr>
+        <w:ind w:left="3600" w:hanging="360"/>
+      </w:pPr>
+      <w:rPr>
+        <w:rFonts w:ascii="Courier New" w:hAnsi="Courier New" w:cs="Courier New" w:hint="default"/>
+      </w:rPr>
+    </w:lvl>
+    <w:lvl w:ilvl="5" w:tplc="04190005" w:tentative="1">
+      <w:start w:val="1"/>
+      <w:numFmt w:val="bullet"/>
+      <w:lvlText w:val=""/>
+      <w:lvlJc w:val="left"/>
+      <w:pPr>
+        <w:ind w:left="4320" w:hanging="360"/>
+      </w:pPr>
+      <w:rPr>
+        <w:rFonts w:ascii="Wingdings" w:hAnsi="Wingdings" w:hint="default"/>
+      </w:rPr>
+    </w:lvl>
+    <w:lvl w:ilvl="6" w:tplc="04190001" w:tentative="1">
+      <w:start w:val="1"/>
+      <w:numFmt w:val="bullet"/>
+      <w:lvlText w:val=""/>
+      <w:lvlJc w:val="left"/>
+      <w:pPr>
+        <w:ind w:left="5040" w:hanging="360"/>
+      </w:pPr>
+      <w:rPr>
+        <w:rFonts w:ascii="Symbol" w:hAnsi="Symbol" w:hint="default"/>
+      </w:rPr>
+    </w:lvl>
+    <w:lvl w:ilvl="7" w:tplc="04190003" w:tentative="1">
+      <w:start w:val="1"/>
+      <w:numFmt w:val="bullet"/>
+      <w:lvlText w:val="o"/>
+      <w:lvlJc w:val="left"/>
+      <w:pPr>
+        <w:ind w:left="5760" w:hanging="360"/>
+      </w:pPr>
+      <w:rPr>
+        <w:rFonts w:ascii="Courier New" w:hAnsi="Courier New" w:cs="Courier New" w:hint="default"/>
+      </w:rPr>
+    </w:lvl>
+    <w:lvl w:ilvl="8" w:tplc="04190005" w:tentative="1">
+      <w:start w:val="1"/>
+      <w:numFmt w:val="bullet"/>
+      <w:lvlText w:val=""/>
+      <w:lvlJc w:val="left"/>
+      <w:pPr>
+        <w:ind w:left="6480" w:hanging="360"/>
+      </w:pPr>
+      <w:rPr>
+        <w:rFonts w:ascii="Wingdings" w:hAnsi="Wingdings" w:hint="default"/>
+      </w:rPr>
+    </w:lvl>
+  </w:abstractNum>
+  <w:abstractNum w:abstractNumId="4" w15:restartNumberingAfterBreak="0">
+    <w:nsid w:val="529C7102"/>
+    <w:multiLevelType w:val="hybridMultilevel"/>
+    <w:tmpl w:val="44EEDBC4"/>
+    <w:lvl w:ilvl="0" w:tplc="04190001">
+      <w:start w:val="1"/>
+      <w:numFmt w:val="bullet"/>
+      <w:lvlText w:val=""/>
+      <w:lvlJc w:val="left"/>
+      <w:pPr>
+        <w:ind w:left="720" w:hanging="360"/>
+      </w:pPr>
+      <w:rPr>
+        <w:rFonts w:ascii="Symbol" w:hAnsi="Symbol" w:hint="default"/>
+      </w:rPr>
+    </w:lvl>
+    <w:lvl w:ilvl="1" w:tplc="04190003" w:tentative="1">
+      <w:start w:val="1"/>
+      <w:numFmt w:val="bullet"/>
+      <w:lvlText w:val="o"/>
+      <w:lvlJc w:val="left"/>
+      <w:pPr>
+        <w:ind w:left="1440" w:hanging="360"/>
+      </w:pPr>
+      <w:rPr>
+        <w:rFonts w:ascii="Courier New" w:hAnsi="Courier New" w:cs="Courier New" w:hint="default"/>
+      </w:rPr>
+    </w:lvl>
+    <w:lvl w:ilvl="2" w:tplc="04190005" w:tentative="1">
+      <w:start w:val="1"/>
+      <w:numFmt w:val="bullet"/>
+      <w:lvlText w:val=""/>
+      <w:lvlJc w:val="left"/>
+      <w:pPr>
+        <w:ind w:left="2160" w:hanging="360"/>
+      </w:pPr>
+      <w:rPr>
+        <w:rFonts w:ascii="Wingdings" w:hAnsi="Wingdings" w:hint="default"/>
+      </w:rPr>
+    </w:lvl>
+    <w:lvl w:ilvl="3" w:tplc="04190001" w:tentative="1">
+      <w:start w:val="1"/>
+      <w:numFmt w:val="bullet"/>
+      <w:lvlText w:val=""/>
+      <w:lvlJc w:val="left"/>
+      <w:pPr>
+        <w:ind w:left="2880" w:hanging="360"/>
+      </w:pPr>
+      <w:rPr>
+        <w:rFonts w:ascii="Symbol" w:hAnsi="Symbol" w:hint="default"/>
+      </w:rPr>
+    </w:lvl>
+    <w:lvl w:ilvl="4" w:tplc="04190003" w:tentative="1">
+      <w:start w:val="1"/>
+      <w:numFmt w:val="bullet"/>
+      <w:lvlText w:val="o"/>
+      <w:lvlJc w:val="left"/>
+      <w:pPr>
+        <w:ind w:left="3600" w:hanging="360"/>
+      </w:pPr>
+      <w:rPr>
+        <w:rFonts w:ascii="Courier New" w:hAnsi="Courier New" w:cs="Courier New" w:hint="default"/>
+      </w:rPr>
+    </w:lvl>
+    <w:lvl w:ilvl="5" w:tplc="04190005" w:tentative="1">
+      <w:start w:val="1"/>
+      <w:numFmt w:val="bullet"/>
+      <w:lvlText w:val=""/>
+      <w:lvlJc w:val="left"/>
+      <w:pPr>
+        <w:ind w:left="4320" w:hanging="360"/>
+      </w:pPr>
+      <w:rPr>
+        <w:rFonts w:ascii="Wingdings" w:hAnsi="Wingdings" w:hint="default"/>
+      </w:rPr>
+    </w:lvl>
+    <w:lvl w:ilvl="6" w:tplc="04190001" w:tentative="1">
+      <w:start w:val="1"/>
+      <w:numFmt w:val="bullet"/>
+      <w:lvlText w:val=""/>
+      <w:lvlJc w:val="left"/>
+      <w:pPr>
+        <w:ind w:left="5040" w:hanging="360"/>
+      </w:pPr>
+      <w:rPr>
+        <w:rFonts w:ascii="Symbol" w:hAnsi="Symbol" w:hint="default"/>
+      </w:rPr>
+    </w:lvl>
+    <w:lvl w:ilvl="7" w:tplc="04190003" w:tentative="1">
+      <w:start w:val="1"/>
+      <w:numFmt w:val="bullet"/>
+      <w:lvlText w:val="o"/>
+      <w:lvlJc w:val="left"/>
+      <w:pPr>
+        <w:ind w:left="5760" w:hanging="360"/>
+      </w:pPr>
+      <w:rPr>
+        <w:rFonts w:ascii="Courier New" w:hAnsi="Courier New" w:cs="Courier New" w:hint="default"/>
+      </w:rPr>
+    </w:lvl>
+    <w:lvl w:ilvl="8" w:tplc="04190005" w:tentative="1">
+      <w:start w:val="1"/>
+      <w:numFmt w:val="bullet"/>
+      <w:lvlText w:val=""/>
+      <w:lvlJc w:val="left"/>
+      <w:pPr>
+        <w:ind w:left="6480" w:hanging="360"/>
+      </w:pPr>
+      <w:rPr>
+        <w:rFonts w:ascii="Wingdings" w:hAnsi="Wingdings" w:hint="default"/>
+      </w:rPr>
+    </w:lvl>
+  </w:abstractNum>
+  <w:abstractNum w:abstractNumId="5" w15:restartNumberingAfterBreak="0">
+    <w:nsid w:val="7F10577A"/>
+    <w:multiLevelType w:val="hybridMultilevel"/>
+    <w:tmpl w:val="6AEA1A52"/>
+    <w:lvl w:ilvl="0" w:tplc="04190001">
+      <w:start w:val="1"/>
+      <w:numFmt w:val="bullet"/>
+      <w:lvlText w:val=""/>
+      <w:lvlJc w:val="left"/>
+      <w:pPr>
+        <w:ind w:left="720" w:hanging="360"/>
+      </w:pPr>
+      <w:rPr>
+        <w:rFonts w:ascii="Symbol" w:hAnsi="Symbol" w:hint="default"/>
+      </w:rPr>
+    </w:lvl>
+    <w:lvl w:ilvl="1" w:tplc="04190003" w:tentative="1">
+      <w:start w:val="1"/>
+      <w:numFmt w:val="bullet"/>
+      <w:lvlText w:val="o"/>
+      <w:lvlJc w:val="left"/>
+      <w:pPr>
+        <w:ind w:left="1440" w:hanging="360"/>
+      </w:pPr>
+      <w:rPr>
+        <w:rFonts w:ascii="Courier New" w:hAnsi="Courier New" w:cs="Courier New" w:hint="default"/>
+      </w:rPr>
+    </w:lvl>
+    <w:lvl w:ilvl="2" w:tplc="04190005" w:tentative="1">
+      <w:start w:val="1"/>
+      <w:numFmt w:val="bullet"/>
+      <w:lvlText w:val=""/>
+      <w:lvlJc w:val="left"/>
+      <w:pPr>
+        <w:ind w:left="2160" w:hanging="360"/>
+      </w:pPr>
+      <w:rPr>
+        <w:rFonts w:ascii="Wingdings" w:hAnsi="Wingdings" w:hint="default"/>
+      </w:rPr>
+    </w:lvl>
+    <w:lvl w:ilvl="3" w:tplc="04190001" w:tentative="1">
+      <w:start w:val="1"/>
+      <w:numFmt w:val="bullet"/>
+      <w:lvlText w:val=""/>
+      <w:lvlJc w:val="left"/>
+      <w:pPr>
+        <w:ind w:left="2880" w:hanging="360"/>
+      </w:pPr>
+      <w:rPr>
+        <w:rFonts w:ascii="Symbol" w:hAnsi="Symbol" w:hint="default"/>
+      </w:rPr>
+    </w:lvl>
+    <w:lvl w:ilvl="4" w:tplc="04190003" w:tentative="1">
+      <w:start w:val="1"/>
+      <w:numFmt w:val="bullet"/>
+      <w:lvlText w:val="o"/>
+      <w:lvlJc w:val="left"/>
+      <w:pPr>
+        <w:ind w:left="3600" w:hanging="360"/>
+      </w:pPr>
+      <w:rPr>
+        <w:rFonts w:ascii="Courier New" w:hAnsi="Courier New" w:cs="Courier New" w:hint="default"/>
+      </w:rPr>
+    </w:lvl>
+    <w:lvl w:ilvl="5" w:tplc="04190005" w:tentative="1">
+      <w:start w:val="1"/>
+      <w:numFmt w:val="bullet"/>
+      <w:lvlText w:val=""/>
+      <w:lvlJc w:val="left"/>
+      <w:pPr>
+        <w:ind w:left="4320" w:hanging="360"/>
+      </w:pPr>
+      <w:rPr>
+        <w:rFonts w:ascii="Wingdings" w:hAnsi="Wingdings" w:hint="default"/>
+      </w:rPr>
+    </w:lvl>
+    <w:lvl w:ilvl="6" w:tplc="04190001" w:tentative="1">
+      <w:start w:val="1"/>
+      <w:numFmt w:val="bullet"/>
+      <w:lvlText w:val=""/>
+      <w:lvlJc w:val="left"/>
+      <w:pPr>
+        <w:ind w:left="5040" w:hanging="360"/>
+      </w:pPr>
+      <w:rPr>
+        <w:rFonts w:ascii="Symbol" w:hAnsi="Symbol" w:hint="default"/>
+      </w:rPr>
+    </w:lvl>
+    <w:lvl w:ilvl="7" w:tplc="04190003" w:tentative="1">
+      <w:start w:val="1"/>
+      <w:numFmt w:val="bullet"/>
+      <w:lvlText w:val="o"/>
+      <w:lvlJc w:val="left"/>
+      <w:pPr>
+        <w:ind w:left="5760" w:hanging="360"/>
+      </w:pPr>
+      <w:rPr>
+        <w:rFonts w:ascii="Courier New" w:hAnsi="Courier New" w:cs="Courier New" w:hint="default"/>
+      </w:rPr>
+    </w:lvl>
+    <w:lvl w:ilvl="8" w:tplc="04190005" w:tentative="1">
+      <w:start w:val="1"/>
+      <w:numFmt w:val="bullet"/>
+      <w:lvlText w:val=""/>
+      <w:lvlJc w:val="left"/>
+      <w:pPr>
+        <w:ind w:left="6480" w:hanging="360"/>
+      </w:pPr>
+      <w:rPr>
+        <w:rFonts w:ascii="Wingdings" w:hAnsi="Wingdings" w:hint="default"/>
+      </w:rPr>
+    </w:lvl>
+  </w:abstractNum>
   <w:num w:numId="1">
+    <w:abstractNumId w:val="1"/>
+  </w:num>
+  <w:num w:numId="2">
+    <w:abstractNumId w:val="3"/>
+  </w:num>
+  <w:num w:numId="3">
+    <w:abstractNumId w:val="5"/>
+  </w:num>
+  <w:num w:numId="4">
+    <w:abstractNumId w:val="2"/>
+  </w:num>
+  <w:num w:numId="5">
     <w:abstractNumId w:val="0"/>
   </w:num>
-  <w:num w:numId="2">
-    <w:abstractNumId w:val="1"/>
-  </w:num>
-  <w:num w:numId="3">
-    <w:abstractNumId w:val="2"/>
+  <w:num w:numId="6">
+    <w:abstractNumId w:val="4"/>
   </w:num>
 </w:numbering>
 </file>
